--- a/PARA EL RETIRO/MI LEGADO.docx
+++ b/PARA EL RETIRO/MI LEGADO.docx
@@ -57,7 +57,7 @@
           <w:sz w:val="20"/>
           <w:szCs w:val="20"/>
         </w:rPr>
-        <w:t>jueves, 27 de noviembre de 2025</w:t>
+        <w:t>viernes, 5 de diciembre de 2025</w:t>
       </w:r>
       <w:r>
         <w:rPr>
@@ -573,14 +573,42 @@
           <w:rFonts w:ascii="Arial" w:hAnsi="Arial" w:cs="Arial"/>
           <w:szCs w:val="28"/>
         </w:rPr>
-        <w:t>250813-</w:t>
-      </w:r>
-      <w:r>
-        <w:rPr>
-          <w:rFonts w:ascii="Arial" w:hAnsi="Arial" w:cs="Arial"/>
-          <w:szCs w:val="28"/>
-        </w:rPr>
-        <w:t>262</w:t>
+        <w:t>25</w:t>
+      </w:r>
+      <w:r>
+        <w:rPr>
+          <w:rFonts w:ascii="Arial" w:hAnsi="Arial" w:cs="Arial"/>
+          <w:szCs w:val="28"/>
+        </w:rPr>
+        <w:t>1</w:t>
+      </w:r>
+      <w:r>
+        <w:rPr>
+          <w:rFonts w:ascii="Arial" w:hAnsi="Arial" w:cs="Arial"/>
+          <w:szCs w:val="28"/>
+        </w:rPr>
+        <w:t>0</w:t>
+      </w:r>
+      <w:r>
+        <w:rPr>
+          <w:rFonts w:ascii="Arial" w:hAnsi="Arial" w:cs="Arial"/>
+          <w:szCs w:val="28"/>
+        </w:rPr>
+        <w:t>20</w:t>
+      </w:r>
+      <w:r>
+        <w:rPr>
+          <w:rFonts w:ascii="Arial" w:hAnsi="Arial" w:cs="Arial"/>
+          <w:szCs w:val="28"/>
+        </w:rPr>
+        <w:t>-</w:t>
+      </w:r>
+      <w:r>
+        <w:rPr>
+          <w:rFonts w:ascii="Arial" w:hAnsi="Arial" w:cs="Arial"/>
+          <w:szCs w:val="28"/>
+        </w:rPr>
+        <w:t>001</w:t>
       </w:r>
     </w:p>
     <w:p>
@@ -620,7 +648,7 @@
           <w:rFonts w:ascii="Arial" w:hAnsi="Arial" w:cs="Arial"/>
           <w:szCs w:val="28"/>
         </w:rPr>
-        <w:t>262 SEGURIDAD IT</w:t>
+        <w:t>Procedimiento después de mi retiro.</w:t>
       </w:r>
     </w:p>
     <w:p>
@@ -651,42 +679,35 @@
           <w:rFonts w:ascii="Arial" w:hAnsi="Arial" w:cs="Arial"/>
           <w:szCs w:val="28"/>
         </w:rPr>
-        <w:t xml:space="preserve">Tener </w:t>
-      </w:r>
-      <w:r>
-        <w:rPr>
-          <w:rFonts w:ascii="Arial" w:hAnsi="Arial" w:cs="Arial"/>
-          <w:szCs w:val="28"/>
-        </w:rPr>
-        <w:t xml:space="preserve">un mecanismo que garantice ante alguna </w:t>
-      </w:r>
-      <w:r>
-        <w:rPr>
-          <w:rFonts w:ascii="Arial" w:hAnsi="Arial" w:cs="Arial"/>
-          <w:szCs w:val="28"/>
-        </w:rPr>
-        <w:t>eventualidad</w:t>
-      </w:r>
-      <w:r>
-        <w:rPr>
-          <w:rFonts w:ascii="Arial" w:hAnsi="Arial" w:cs="Arial"/>
-          <w:szCs w:val="28"/>
-        </w:rPr>
-        <w:t xml:space="preserve"> poder bloquear o cerrar los accesos a los Equipos y Sistemas de Zarkin desde la </w:t>
-      </w:r>
-      <w:r>
-        <w:rPr>
-          <w:rFonts w:ascii="Arial" w:hAnsi="Arial" w:cs="Arial"/>
-          <w:szCs w:val="28"/>
-        </w:rPr>
-        <w:t>Dirección</w:t>
-      </w:r>
-      <w:r>
-        <w:rPr>
-          <w:rFonts w:ascii="Arial" w:hAnsi="Arial" w:cs="Arial"/>
-          <w:szCs w:val="28"/>
-        </w:rPr>
-        <w:t xml:space="preserve"> de Operaciones.</w:t>
+        <w:t xml:space="preserve">Facilitar </w:t>
+      </w:r>
+      <w:r>
+        <w:rPr>
+          <w:rFonts w:ascii="Arial" w:hAnsi="Arial" w:cs="Arial"/>
+          <w:szCs w:val="28"/>
+        </w:rPr>
+        <w:t xml:space="preserve">lo </w:t>
+      </w:r>
+      <w:r>
+        <w:rPr>
+          <w:rFonts w:ascii="Arial" w:hAnsi="Arial" w:cs="Arial"/>
+          <w:szCs w:val="28"/>
+        </w:rPr>
+        <w:t>más</w:t>
+      </w:r>
+      <w:r>
+        <w:rPr>
+          <w:rFonts w:ascii="Arial" w:hAnsi="Arial" w:cs="Arial"/>
+          <w:szCs w:val="28"/>
+        </w:rPr>
+        <w:t xml:space="preserve"> posibles todos los tramites que se requieran para después de mi retiro y así como establecer que se hacen con </w:t>
+      </w:r>
+      <w:r>
+        <w:rPr>
+          <w:rFonts w:ascii="Arial" w:hAnsi="Arial" w:cs="Arial"/>
+          <w:szCs w:val="28"/>
+        </w:rPr>
+        <w:t>los pocos bienes que poseo.</w:t>
       </w:r>
     </w:p>
     <w:p>
@@ -710,8 +731,1369 @@
           <w:rFonts w:ascii="Arial" w:hAnsi="Arial" w:cs="Arial"/>
           <w:szCs w:val="28"/>
         </w:rPr>
-        <w:t>Sr. David Zarkin.</w:t>
-      </w:r>
+        <w:t>Yo, viendo lo</w:t>
+      </w:r>
+      <w:r>
+        <w:rPr>
+          <w:rFonts w:ascii="Arial" w:hAnsi="Arial" w:cs="Arial"/>
+          <w:szCs w:val="28"/>
+        </w:rPr>
+        <w:t xml:space="preserve"> que paso con Rebeca, que trato de</w:t>
+      </w:r>
+      <w:r>
+        <w:rPr>
+          <w:rFonts w:ascii="Arial" w:hAnsi="Arial" w:cs="Arial"/>
+          <w:szCs w:val="28"/>
+        </w:rPr>
+        <w:t xml:space="preserve"> dejar todo arreglado.</w:t>
+      </w:r>
+    </w:p>
+    <w:p>
+      <w:pPr>
+        <w:rPr>
+          <w:rFonts w:ascii="Arial" w:hAnsi="Arial" w:cs="Arial"/>
+          <w:szCs w:val="28"/>
+        </w:rPr>
+      </w:pPr>
+    </w:p>
+    <w:p>
+      <w:pPr>
+        <w:rPr>
+          <w:rFonts w:ascii="Arial" w:hAnsi="Arial" w:cs="Arial"/>
+          <w:szCs w:val="28"/>
+        </w:rPr>
+      </w:pPr>
+    </w:p>
+    <w:p>
+      <w:pPr>
+        <w:rPr>
+          <w:rFonts w:ascii="Arial" w:hAnsi="Arial" w:cs="Arial"/>
+          <w:szCs w:val="28"/>
+        </w:rPr>
+      </w:pPr>
+    </w:p>
+    <w:p>
+      <w:pPr>
+        <w:rPr>
+          <w:rFonts w:ascii="Arial" w:hAnsi="Arial" w:cs="Arial"/>
+          <w:szCs w:val="28"/>
+        </w:rPr>
+      </w:pPr>
+    </w:p>
+    <w:p>
+      <w:pPr>
+        <w:rPr>
+          <w:rFonts w:ascii="Arial" w:hAnsi="Arial" w:cs="Arial"/>
+          <w:szCs w:val="28"/>
+        </w:rPr>
+      </w:pPr>
+    </w:p>
+    <w:p>
+      <w:pPr>
+        <w:rPr>
+          <w:rFonts w:ascii="Arial" w:hAnsi="Arial" w:cs="Arial"/>
+          <w:szCs w:val="28"/>
+        </w:rPr>
+      </w:pPr>
+    </w:p>
+    <w:p>
+      <w:pPr>
+        <w:rPr>
+          <w:rFonts w:ascii="Arial" w:hAnsi="Arial" w:cs="Arial"/>
+          <w:szCs w:val="28"/>
+        </w:rPr>
+      </w:pPr>
+    </w:p>
+    <w:p>
+      <w:pPr>
+        <w:rPr>
+          <w:rFonts w:ascii="Arial" w:hAnsi="Arial" w:cs="Arial"/>
+          <w:szCs w:val="28"/>
+        </w:rPr>
+      </w:pPr>
+    </w:p>
+    <w:p>
+      <w:pPr>
+        <w:rPr>
+          <w:rFonts w:ascii="Arial" w:hAnsi="Arial" w:cs="Arial"/>
+          <w:szCs w:val="28"/>
+        </w:rPr>
+      </w:pPr>
+    </w:p>
+    <w:p>
+      <w:pPr>
+        <w:rPr>
+          <w:rFonts w:ascii="Arial" w:hAnsi="Arial" w:cs="Arial"/>
+          <w:szCs w:val="28"/>
+        </w:rPr>
+      </w:pPr>
+    </w:p>
+    <w:p>
+      <w:pPr>
+        <w:rPr>
+          <w:rFonts w:ascii="Arial" w:hAnsi="Arial" w:cs="Arial"/>
+          <w:szCs w:val="28"/>
+        </w:rPr>
+      </w:pPr>
+    </w:p>
+    <w:p>
+      <w:pPr>
+        <w:rPr>
+          <w:rFonts w:ascii="Arial" w:hAnsi="Arial" w:cs="Arial"/>
+          <w:szCs w:val="28"/>
+        </w:rPr>
+      </w:pPr>
+    </w:p>
+    <w:p>
+      <w:pPr>
+        <w:rPr>
+          <w:rFonts w:ascii="Arial" w:hAnsi="Arial" w:cs="Arial"/>
+          <w:szCs w:val="28"/>
+        </w:rPr>
+      </w:pPr>
+      <w:r>
+        <w:rPr>
+          <w:rFonts w:ascii="Arial" w:hAnsi="Arial" w:cs="Arial"/>
+          <w:szCs w:val="28"/>
+        </w:rPr>
+        <w:lastRenderedPageBreak/>
+        <w:t>NOTA:</w:t>
+      </w:r>
+    </w:p>
+    <w:p>
+      <w:pPr>
+        <w:rPr>
+          <w:rFonts w:ascii="Arial" w:hAnsi="Arial" w:cs="Arial"/>
+          <w:szCs w:val="28"/>
+        </w:rPr>
+      </w:pPr>
+    </w:p>
+    <w:p>
+      <w:pPr>
+        <w:rPr>
+          <w:rFonts w:ascii="Arial" w:hAnsi="Arial" w:cs="Arial"/>
+          <w:szCs w:val="28"/>
+        </w:rPr>
+      </w:pPr>
+      <w:r>
+        <w:rPr>
+          <w:rFonts w:ascii="Arial" w:hAnsi="Arial" w:cs="Arial"/>
+          <w:szCs w:val="28"/>
+        </w:rPr>
+        <w:t>Hola a quien este leyendo esto, le deseo fortaleza y seguir adelante con esta bella vida</w:t>
+      </w:r>
+      <w:r>
+        <w:rPr>
+          <w:rFonts w:ascii="Arial" w:hAnsi="Arial" w:cs="Arial"/>
+          <w:szCs w:val="28"/>
+        </w:rPr>
+        <w:t>.</w:t>
+      </w:r>
+    </w:p>
+    <w:p>
+      <w:pPr>
+        <w:rPr>
+          <w:rFonts w:ascii="Arial" w:hAnsi="Arial" w:cs="Arial"/>
+          <w:szCs w:val="28"/>
+        </w:rPr>
+      </w:pPr>
+    </w:p>
+    <w:p>
+      <w:pPr>
+        <w:rPr>
+          <w:rFonts w:ascii="Arial" w:hAnsi="Arial" w:cs="Arial"/>
+          <w:szCs w:val="28"/>
+        </w:rPr>
+      </w:pPr>
+      <w:r>
+        <w:rPr>
+          <w:rFonts w:ascii="Arial" w:hAnsi="Arial" w:cs="Arial"/>
+          <w:szCs w:val="28"/>
+        </w:rPr>
+        <w:t xml:space="preserve">Junto a esta nota encontraras, los documentos necesarios para </w:t>
+      </w:r>
+      <w:r>
+        <w:rPr>
+          <w:rFonts w:ascii="Arial" w:hAnsi="Arial" w:cs="Arial"/>
+          <w:szCs w:val="28"/>
+        </w:rPr>
+        <w:t>los tramites funerarios.</w:t>
+      </w:r>
+    </w:p>
+    <w:p>
+      <w:pPr>
+        <w:rPr>
+          <w:rFonts w:ascii="Arial" w:hAnsi="Arial" w:cs="Arial"/>
+          <w:szCs w:val="28"/>
+        </w:rPr>
+      </w:pPr>
+    </w:p>
+    <w:p>
+      <w:pPr>
+        <w:rPr>
+          <w:rFonts w:ascii="Arial" w:hAnsi="Arial" w:cs="Arial"/>
+          <w:szCs w:val="28"/>
+        </w:rPr>
+      </w:pPr>
+      <w:r>
+        <w:rPr>
+          <w:rFonts w:ascii="Arial" w:hAnsi="Arial" w:cs="Arial"/>
+          <w:szCs w:val="28"/>
+        </w:rPr>
+        <w:t>Acta de nacimiento.</w:t>
+      </w:r>
+    </w:p>
+    <w:p>
+      <w:pPr>
+        <w:rPr>
+          <w:rFonts w:ascii="Arial" w:hAnsi="Arial" w:cs="Arial"/>
+          <w:szCs w:val="28"/>
+        </w:rPr>
+      </w:pPr>
+      <w:r>
+        <w:rPr>
+          <w:rFonts w:ascii="Arial" w:hAnsi="Arial" w:cs="Arial"/>
+          <w:szCs w:val="28"/>
+        </w:rPr>
+        <w:t>Título</w:t>
+      </w:r>
+      <w:r>
+        <w:rPr>
+          <w:rFonts w:ascii="Arial" w:hAnsi="Arial" w:cs="Arial"/>
+          <w:szCs w:val="28"/>
+        </w:rPr>
+        <w:t xml:space="preserve"> de</w:t>
+      </w:r>
+      <w:r>
+        <w:rPr>
+          <w:rFonts w:ascii="Arial" w:hAnsi="Arial" w:cs="Arial"/>
+          <w:szCs w:val="28"/>
+        </w:rPr>
+        <w:t>l servicio funerario</w:t>
+      </w:r>
+    </w:p>
+    <w:p>
+      <w:pPr>
+        <w:rPr>
+          <w:rFonts w:ascii="Arial" w:hAnsi="Arial" w:cs="Arial"/>
+          <w:szCs w:val="28"/>
+        </w:rPr>
+      </w:pPr>
+      <w:r>
+        <w:rPr>
+          <w:rFonts w:ascii="Arial" w:hAnsi="Arial" w:cs="Arial"/>
+          <w:szCs w:val="28"/>
+        </w:rPr>
+        <w:t>Titulo de propiedad de la c</w:t>
+      </w:r>
+      <w:r>
+        <w:rPr>
+          <w:rFonts w:ascii="Arial" w:hAnsi="Arial" w:cs="Arial"/>
+          <w:szCs w:val="28"/>
+        </w:rPr>
+        <w:t>ripta No. De la parroquia Divino Rostro</w:t>
+      </w:r>
+      <w:r>
+        <w:rPr>
+          <w:rFonts w:ascii="Arial" w:hAnsi="Arial" w:cs="Arial"/>
+          <w:szCs w:val="28"/>
+        </w:rPr>
+        <w:t>.</w:t>
+      </w:r>
+    </w:p>
+    <w:p>
+      <w:pPr>
+        <w:rPr>
+          <w:rFonts w:ascii="Arial" w:hAnsi="Arial" w:cs="Arial"/>
+          <w:szCs w:val="28"/>
+        </w:rPr>
+      </w:pPr>
+      <w:r>
+        <w:rPr>
+          <w:rFonts w:ascii="Arial" w:hAnsi="Arial" w:cs="Arial"/>
+          <w:szCs w:val="28"/>
+        </w:rPr>
+        <w:t xml:space="preserve">Algo de dinero para los gastos </w:t>
+      </w:r>
+      <w:r>
+        <w:rPr>
+          <w:rFonts w:ascii="Arial" w:hAnsi="Arial" w:cs="Arial"/>
+          <w:szCs w:val="28"/>
+        </w:rPr>
+        <w:t>no contemplados.</w:t>
+      </w:r>
+    </w:p>
+    <w:p>
+      <w:pPr>
+        <w:rPr>
+          <w:rFonts w:ascii="Arial" w:hAnsi="Arial" w:cs="Arial"/>
+          <w:szCs w:val="28"/>
+        </w:rPr>
+      </w:pPr>
+    </w:p>
+    <w:p>
+      <w:pPr>
+        <w:rPr>
+          <w:rFonts w:ascii="Arial" w:hAnsi="Arial" w:cs="Arial"/>
+          <w:szCs w:val="28"/>
+        </w:rPr>
+      </w:pPr>
+      <w:r>
+        <w:rPr>
+          <w:rFonts w:ascii="Arial" w:hAnsi="Arial" w:cs="Arial"/>
+          <w:szCs w:val="28"/>
+        </w:rPr>
+        <w:t>Ya que estes con calma y haya pasado todo el</w:t>
+      </w:r>
+      <w:r>
+        <w:rPr>
+          <w:rFonts w:ascii="Arial" w:hAnsi="Arial" w:cs="Arial"/>
+          <w:szCs w:val="28"/>
+        </w:rPr>
+        <w:t xml:space="preserve"> </w:t>
+      </w:r>
+      <w:r>
+        <w:rPr>
+          <w:rFonts w:ascii="Arial" w:hAnsi="Arial" w:cs="Arial"/>
+          <w:szCs w:val="28"/>
+        </w:rPr>
+        <w:t>festín</w:t>
+      </w:r>
+      <w:r>
+        <w:rPr>
+          <w:rFonts w:ascii="Arial" w:hAnsi="Arial" w:cs="Arial"/>
+          <w:szCs w:val="28"/>
+        </w:rPr>
+        <w:t xml:space="preserve"> del funeral, en cualquiera de las computadoras que utilizo encontraras un archivo </w:t>
+      </w:r>
+      <w:r>
+        <w:rPr>
+          <w:rFonts w:ascii="Arial" w:hAnsi="Arial" w:cs="Arial"/>
+          <w:szCs w:val="28"/>
+        </w:rPr>
+        <w:t xml:space="preserve">con el procedimiento para que se concluyan los </w:t>
+      </w:r>
+      <w:r>
+        <w:rPr>
+          <w:rFonts w:ascii="Arial" w:hAnsi="Arial" w:cs="Arial"/>
+          <w:szCs w:val="28"/>
+        </w:rPr>
+        <w:t>trámites</w:t>
+      </w:r>
+      <w:r>
+        <w:rPr>
+          <w:rFonts w:ascii="Arial" w:hAnsi="Arial" w:cs="Arial"/>
+          <w:szCs w:val="28"/>
+        </w:rPr>
+        <w:t xml:space="preserve"> necesarios</w:t>
+      </w:r>
+    </w:p>
+    <w:p>
+      <w:pPr>
+        <w:rPr>
+          <w:rFonts w:ascii="Arial" w:hAnsi="Arial" w:cs="Arial"/>
+          <w:szCs w:val="28"/>
+        </w:rPr>
+      </w:pPr>
+    </w:p>
+    <w:p>
+      <w:pPr>
+        <w:rPr>
+          <w:rFonts w:ascii="Arial" w:hAnsi="Arial" w:cs="Arial"/>
+          <w:szCs w:val="28"/>
+        </w:rPr>
+      </w:pPr>
+      <w:r>
+        <w:rPr>
+          <w:rFonts w:ascii="Arial" w:hAnsi="Arial" w:cs="Arial"/>
+          <w:szCs w:val="28"/>
+        </w:rPr>
+        <w:t>Si lo buscas en la maquina de Linux, la ruta es Carpeta personal</w:t>
+      </w:r>
+      <w:r>
+        <w:rPr>
+          <w:rFonts w:ascii="Arial" w:hAnsi="Arial" w:cs="Arial"/>
+          <w:szCs w:val="28"/>
+        </w:rPr>
+        <w:t xml:space="preserve"> / Documents / ARCHIVOS / al maletin</w:t>
+      </w:r>
+      <w:r>
+        <w:rPr>
+          <w:rFonts w:ascii="Arial" w:hAnsi="Arial" w:cs="Arial"/>
+          <w:szCs w:val="28"/>
+        </w:rPr>
+        <w:t xml:space="preserve"> / PARA EL RETIRO</w:t>
+      </w:r>
+    </w:p>
+    <w:p>
+      <w:pPr>
+        <w:rPr>
+          <w:rFonts w:ascii="Arial" w:hAnsi="Arial" w:cs="Arial"/>
+          <w:szCs w:val="28"/>
+        </w:rPr>
+      </w:pPr>
+    </w:p>
+    <w:p>
+      <w:pPr>
+        <w:rPr>
+          <w:rFonts w:ascii="Arial" w:hAnsi="Arial" w:cs="Arial"/>
+          <w:szCs w:val="28"/>
+        </w:rPr>
+      </w:pPr>
+      <w:r>
+        <w:rPr>
+          <w:rFonts w:ascii="Arial" w:hAnsi="Arial" w:cs="Arial"/>
+          <w:szCs w:val="28"/>
+        </w:rPr>
+        <w:t xml:space="preserve">Pero si es en cualquiera de las dos maquinas que tienen Windows la ruta es </w:t>
+      </w:r>
+      <w:r>
+        <w:rPr>
+          <w:rFonts w:ascii="Arial" w:hAnsi="Arial" w:cs="Arial"/>
+          <w:szCs w:val="28"/>
+        </w:rPr>
+        <w:t>C:\Users\SOPORTESAP\OneDrive - Salotto, S.A. de C.V\Documentos\al_maletin\PARA EL RETIRO</w:t>
+      </w:r>
+    </w:p>
+    <w:p>
+      <w:pPr>
+        <w:rPr>
+          <w:rFonts w:ascii="Arial" w:hAnsi="Arial" w:cs="Arial"/>
+          <w:szCs w:val="28"/>
+        </w:rPr>
+      </w:pPr>
+    </w:p>
+    <w:p>
+      <w:pPr>
+        <w:rPr>
+          <w:rFonts w:ascii="Arial" w:hAnsi="Arial" w:cs="Arial"/>
+          <w:szCs w:val="28"/>
+        </w:rPr>
+      </w:pPr>
+      <w:r>
+        <w:rPr>
+          <w:rFonts w:ascii="Arial" w:hAnsi="Arial" w:cs="Arial"/>
+          <w:szCs w:val="28"/>
+        </w:rPr>
+        <w:t xml:space="preserve">De preferencia </w:t>
+      </w:r>
+      <w:r>
+        <w:rPr>
+          <w:rFonts w:ascii="Arial" w:hAnsi="Arial" w:cs="Arial"/>
+          <w:szCs w:val="28"/>
+        </w:rPr>
+        <w:t>ábrelo</w:t>
+      </w:r>
+      <w:r>
+        <w:rPr>
+          <w:rFonts w:ascii="Arial" w:hAnsi="Arial" w:cs="Arial"/>
+          <w:szCs w:val="28"/>
+        </w:rPr>
+        <w:t xml:space="preserve"> en Windows que es donde lo actualizo y después lo sincronizo con </w:t>
+      </w:r>
+      <w:r>
+        <w:rPr>
+          <w:rFonts w:ascii="Arial" w:hAnsi="Arial" w:cs="Arial"/>
+          <w:szCs w:val="28"/>
+        </w:rPr>
+        <w:t xml:space="preserve">el repositorio de </w:t>
+      </w:r>
+      <w:r>
+        <w:rPr>
+          <w:rFonts w:ascii="Arial" w:hAnsi="Arial" w:cs="Arial"/>
+          <w:szCs w:val="28"/>
+        </w:rPr>
+        <w:t>G</w:t>
+      </w:r>
+      <w:r>
+        <w:rPr>
+          <w:rFonts w:ascii="Arial" w:hAnsi="Arial" w:cs="Arial"/>
+          <w:szCs w:val="28"/>
+        </w:rPr>
+        <w:t>itHub</w:t>
+      </w:r>
+    </w:p>
+    <w:p>
+      <w:pPr>
+        <w:rPr>
+          <w:rFonts w:ascii="Arial" w:hAnsi="Arial" w:cs="Arial"/>
+          <w:szCs w:val="28"/>
+        </w:rPr>
+      </w:pPr>
+    </w:p>
+    <w:p>
+      <w:pPr>
+        <w:rPr>
+          <w:rFonts w:ascii="Arial" w:hAnsi="Arial" w:cs="Arial"/>
+          <w:szCs w:val="28"/>
+        </w:rPr>
+      </w:pPr>
+      <w:r>
+        <w:rPr>
+          <w:rFonts w:ascii="Arial" w:hAnsi="Arial" w:cs="Arial"/>
+          <w:szCs w:val="28"/>
+        </w:rPr>
+        <w:t>El archivo se llama MI LI</w:t>
+      </w:r>
+      <w:r>
+        <w:rPr>
+          <w:rFonts w:ascii="Arial" w:hAnsi="Arial" w:cs="Arial"/>
+          <w:szCs w:val="28"/>
+        </w:rPr>
+        <w:t>GADO</w:t>
+      </w:r>
+    </w:p>
+    <w:p>
+      <w:pPr>
+        <w:rPr>
+          <w:rFonts w:ascii="Arial" w:hAnsi="Arial" w:cs="Arial"/>
+          <w:szCs w:val="28"/>
+        </w:rPr>
+      </w:pPr>
+    </w:p>
+    <w:p>
+      <w:pPr>
+        <w:rPr>
+          <w:rFonts w:ascii="Arial" w:hAnsi="Arial" w:cs="Arial"/>
+          <w:szCs w:val="28"/>
+        </w:rPr>
+      </w:pPr>
+    </w:p>
+    <w:p>
+      <w:pPr>
+        <w:rPr>
+          <w:rFonts w:ascii="Arial" w:hAnsi="Arial" w:cs="Arial"/>
+          <w:szCs w:val="28"/>
+        </w:rPr>
+      </w:pPr>
+    </w:p>
+    <w:p>
+      <w:pPr>
+        <w:rPr>
+          <w:rFonts w:ascii="Arial" w:hAnsi="Arial" w:cs="Arial"/>
+          <w:szCs w:val="28"/>
+        </w:rPr>
+      </w:pPr>
+    </w:p>
+    <w:p>
+      <w:pPr>
+        <w:rPr>
+          <w:rFonts w:ascii="Arial" w:hAnsi="Arial" w:cs="Arial"/>
+          <w:szCs w:val="28"/>
+        </w:rPr>
+      </w:pPr>
+    </w:p>
+    <w:p>
+      <w:pPr>
+        <w:rPr>
+          <w:rFonts w:ascii="Arial" w:hAnsi="Arial" w:cs="Arial"/>
+          <w:szCs w:val="28"/>
+        </w:rPr>
+      </w:pPr>
+    </w:p>
+    <w:p>
+      <w:pPr>
+        <w:rPr>
+          <w:rFonts w:ascii="Arial" w:hAnsi="Arial" w:cs="Arial"/>
+          <w:szCs w:val="28"/>
+        </w:rPr>
+      </w:pPr>
+    </w:p>
+    <w:p>
+      <w:pPr>
+        <w:rPr>
+          <w:rFonts w:ascii="Arial" w:hAnsi="Arial" w:cs="Arial"/>
+          <w:szCs w:val="28"/>
+        </w:rPr>
+      </w:pPr>
+      <w:r>
+        <w:rPr>
+          <w:rFonts w:ascii="Arial" w:hAnsi="Arial" w:cs="Arial"/>
+          <w:szCs w:val="28"/>
+        </w:rPr>
+        <w:t>Algunas palabras de agradecimiento</w:t>
+      </w:r>
+    </w:p>
+    <w:p>
+      <w:pPr>
+        <w:rPr>
+          <w:rFonts w:ascii="Arial" w:hAnsi="Arial" w:cs="Arial"/>
+          <w:szCs w:val="28"/>
+        </w:rPr>
+      </w:pPr>
+    </w:p>
+    <w:p>
+      <w:pPr>
+        <w:rPr>
+          <w:rFonts w:ascii="Arial" w:hAnsi="Arial" w:cs="Arial"/>
+          <w:szCs w:val="28"/>
+        </w:rPr>
+      </w:pPr>
+      <w:r>
+        <w:rPr>
+          <w:rFonts w:ascii="Arial" w:hAnsi="Arial" w:cs="Arial"/>
+          <w:szCs w:val="28"/>
+        </w:rPr>
+        <w:t>Las propiedades</w:t>
+      </w:r>
+    </w:p>
+    <w:p>
+      <w:pPr>
+        <w:rPr>
+          <w:rFonts w:ascii="Arial" w:hAnsi="Arial" w:cs="Arial"/>
+          <w:szCs w:val="28"/>
+        </w:rPr>
+      </w:pPr>
+      <w:r>
+        <w:rPr>
+          <w:rFonts w:ascii="Arial" w:hAnsi="Arial" w:cs="Arial"/>
+          <w:szCs w:val="28"/>
+        </w:rPr>
+        <w:t>San miguel</w:t>
+      </w:r>
+      <w:r>
+        <w:rPr>
+          <w:rFonts w:ascii="Arial" w:hAnsi="Arial" w:cs="Arial"/>
+          <w:szCs w:val="28"/>
+        </w:rPr>
+        <w:t xml:space="preserve"> </w:t>
+      </w:r>
+      <w:r>
+        <w:rPr>
+          <w:rFonts w:ascii="Arial" w:hAnsi="Arial" w:cs="Arial"/>
+          <w:szCs w:val="28"/>
+        </w:rPr>
+        <w:t>adjudicar propiedad como sucesión por parte de Jose Emanuel Cueva Sanchez</w:t>
+      </w:r>
+      <w:r>
+        <w:rPr>
+          <w:rFonts w:ascii="Arial" w:hAnsi="Arial" w:cs="Arial"/>
+          <w:szCs w:val="28"/>
+        </w:rPr>
+        <w:t xml:space="preserve"> y vender </w:t>
+      </w:r>
+      <w:r>
+        <w:rPr>
+          <w:rFonts w:ascii="Arial" w:hAnsi="Arial" w:cs="Arial"/>
+          <w:szCs w:val="28"/>
+        </w:rPr>
+        <w:t>para que paguen Jacaranda 154</w:t>
+      </w:r>
+    </w:p>
+    <w:p>
+      <w:pPr>
+        <w:rPr>
+          <w:rFonts w:ascii="Arial" w:hAnsi="Arial" w:cs="Arial"/>
+          <w:szCs w:val="28"/>
+        </w:rPr>
+      </w:pPr>
+      <w:r>
+        <w:rPr>
+          <w:rFonts w:ascii="Arial" w:hAnsi="Arial" w:cs="Arial"/>
+          <w:szCs w:val="28"/>
+        </w:rPr>
+        <w:t>Jacarandas 179</w:t>
+      </w:r>
+      <w:r>
+        <w:rPr>
+          <w:rFonts w:ascii="Arial" w:hAnsi="Arial" w:cs="Arial"/>
+          <w:szCs w:val="28"/>
+        </w:rPr>
+        <w:t xml:space="preserve"> Modificar Escrituras a nombre de Maria Yolanda Sanchez </w:t>
+      </w:r>
+      <w:r>
+        <w:rPr>
+          <w:rFonts w:ascii="Arial" w:hAnsi="Arial" w:cs="Arial"/>
+          <w:szCs w:val="28"/>
+        </w:rPr>
+        <w:t>Santillán</w:t>
+      </w:r>
+    </w:p>
+    <w:p>
+      <w:pPr>
+        <w:rPr>
+          <w:rFonts w:ascii="Arial" w:hAnsi="Arial" w:cs="Arial"/>
+          <w:szCs w:val="28"/>
+        </w:rPr>
+      </w:pPr>
+      <w:r>
+        <w:rPr>
+          <w:rFonts w:ascii="Arial" w:hAnsi="Arial" w:cs="Arial"/>
+          <w:szCs w:val="28"/>
+        </w:rPr>
+        <w:t>Jacarandas 154 terminar de pagar y escriturar a nombre de Emanuel</w:t>
+      </w:r>
+    </w:p>
+    <w:p>
+      <w:pPr>
+        <w:rPr>
+          <w:rFonts w:ascii="Arial" w:hAnsi="Arial" w:cs="Arial"/>
+          <w:szCs w:val="28"/>
+        </w:rPr>
+      </w:pPr>
+    </w:p>
+    <w:p>
+      <w:pPr>
+        <w:rPr>
+          <w:rFonts w:ascii="Arial" w:hAnsi="Arial" w:cs="Arial"/>
+          <w:szCs w:val="28"/>
+        </w:rPr>
+      </w:pPr>
+      <w:r>
+        <w:rPr>
+          <w:rFonts w:ascii="Arial" w:hAnsi="Arial" w:cs="Arial"/>
+          <w:szCs w:val="28"/>
+        </w:rPr>
+        <w:t>Reclamos</w:t>
+      </w:r>
+      <w:r>
+        <w:rPr>
+          <w:rFonts w:ascii="Arial" w:hAnsi="Arial" w:cs="Arial"/>
+          <w:szCs w:val="28"/>
+        </w:rPr>
+        <w:t xml:space="preserve"> a Instituciones</w:t>
+      </w:r>
+    </w:p>
+    <w:p>
+      <w:pPr>
+        <w:rPr>
+          <w:rFonts w:ascii="Arial" w:hAnsi="Arial" w:cs="Arial"/>
+          <w:szCs w:val="28"/>
+        </w:rPr>
+      </w:pPr>
+      <w:r>
+        <w:rPr>
+          <w:rFonts w:ascii="Arial" w:hAnsi="Arial" w:cs="Arial"/>
+          <w:szCs w:val="28"/>
+        </w:rPr>
+        <w:t>Comercializadora Gaztambide, S.A. de C.V.</w:t>
+      </w:r>
+    </w:p>
+    <w:p>
+      <w:pPr>
+        <w:rPr>
+          <w:rFonts w:ascii="Arial" w:hAnsi="Arial" w:cs="Arial"/>
+          <w:szCs w:val="28"/>
+        </w:rPr>
+      </w:pPr>
+      <w:r>
+        <w:rPr>
+          <w:rFonts w:ascii="Arial" w:hAnsi="Arial" w:cs="Arial"/>
+          <w:szCs w:val="28"/>
+        </w:rPr>
+        <w:t>Primeramente,</w:t>
+      </w:r>
+      <w:r>
+        <w:rPr>
+          <w:rFonts w:ascii="Arial" w:hAnsi="Arial" w:cs="Arial"/>
+          <w:szCs w:val="28"/>
+        </w:rPr>
+        <w:t xml:space="preserve"> les comentas mi </w:t>
+      </w:r>
+      <w:r>
+        <w:rPr>
+          <w:rFonts w:ascii="Arial" w:hAnsi="Arial" w:cs="Arial"/>
+          <w:szCs w:val="28"/>
+        </w:rPr>
+        <w:t>agradecimiento</w:t>
+      </w:r>
+      <w:r>
+        <w:rPr>
+          <w:rFonts w:ascii="Arial" w:hAnsi="Arial" w:cs="Arial"/>
+          <w:szCs w:val="28"/>
+        </w:rPr>
+        <w:t xml:space="preserve"> a la familia Zarkin por </w:t>
+      </w:r>
+      <w:r>
+        <w:rPr>
+          <w:rFonts w:ascii="Arial" w:hAnsi="Arial" w:cs="Arial"/>
+          <w:szCs w:val="28"/>
+        </w:rPr>
+        <w:t xml:space="preserve">haberme permitido formar parte de esta empresa que ha sido tan </w:t>
+      </w:r>
+      <w:r>
+        <w:rPr>
+          <w:rFonts w:ascii="Arial" w:hAnsi="Arial" w:cs="Arial"/>
+          <w:szCs w:val="28"/>
+        </w:rPr>
+        <w:t>maravilloso</w:t>
+      </w:r>
+      <w:r>
+        <w:rPr>
+          <w:rFonts w:ascii="Arial" w:hAnsi="Arial" w:cs="Arial"/>
+          <w:szCs w:val="28"/>
+        </w:rPr>
+        <w:t xml:space="preserve"> el crecimiento con ellos.</w:t>
+      </w:r>
+    </w:p>
+    <w:p>
+      <w:pPr>
+        <w:rPr>
+          <w:rFonts w:ascii="Arial" w:hAnsi="Arial" w:cs="Arial"/>
+          <w:szCs w:val="28"/>
+        </w:rPr>
+      </w:pPr>
+      <w:r>
+        <w:rPr>
+          <w:rFonts w:ascii="Arial" w:hAnsi="Arial" w:cs="Arial"/>
+          <w:szCs w:val="28"/>
+        </w:rPr>
+        <w:t xml:space="preserve">Sabemos que tarde o temprano sucedería esta separación, así que de mi parte deseo ayudar </w:t>
+      </w:r>
+      <w:r>
+        <w:rPr>
+          <w:rFonts w:ascii="Arial" w:hAnsi="Arial" w:cs="Arial"/>
+          <w:szCs w:val="28"/>
+        </w:rPr>
+        <w:t xml:space="preserve">aun un poco </w:t>
+      </w:r>
+      <w:r>
+        <w:rPr>
+          <w:rFonts w:ascii="Arial" w:hAnsi="Arial" w:cs="Arial"/>
+          <w:szCs w:val="28"/>
+        </w:rPr>
+        <w:t>más</w:t>
+      </w:r>
+      <w:r>
+        <w:rPr>
+          <w:rFonts w:ascii="Arial" w:hAnsi="Arial" w:cs="Arial"/>
+          <w:szCs w:val="28"/>
+        </w:rPr>
+        <w:t xml:space="preserve">, diles que en la unidad M: con ruta </w:t>
+      </w:r>
+      <w:r>
+        <w:rPr>
+          <w:rFonts w:ascii="Arial" w:hAnsi="Arial" w:cs="Arial"/>
+          <w:szCs w:val="28"/>
+        </w:rPr>
+        <w:t>M:\ADMONZKN\11 INFORMATICA Y SISTEMAS\POLITICAS Y PROCEDIMIENTOS\AUDITORIAS</w:t>
+      </w:r>
+      <w:r>
+        <w:rPr>
+          <w:rFonts w:ascii="Arial" w:hAnsi="Arial" w:cs="Arial"/>
+          <w:szCs w:val="28"/>
+        </w:rPr>
+        <w:t xml:space="preserve"> encontraran información de las actividades que </w:t>
+      </w:r>
+      <w:r>
+        <w:rPr>
+          <w:rFonts w:ascii="Arial" w:hAnsi="Arial" w:cs="Arial"/>
+          <w:szCs w:val="28"/>
+        </w:rPr>
+        <w:t>desarrollaba de forma rutinaria y son importantes para mantener la información del sistema actualizada.</w:t>
+      </w:r>
+    </w:p>
+    <w:p>
+      <w:pPr>
+        <w:rPr>
+          <w:rFonts w:ascii="Arial" w:hAnsi="Arial" w:cs="Arial"/>
+          <w:szCs w:val="28"/>
+        </w:rPr>
+      </w:pPr>
+    </w:p>
+    <w:p>
+      <w:pPr>
+        <w:rPr>
+          <w:rFonts w:ascii="Arial" w:hAnsi="Arial" w:cs="Arial"/>
+          <w:szCs w:val="28"/>
+        </w:rPr>
+      </w:pPr>
+      <w:r>
+        <w:rPr>
+          <w:rFonts w:ascii="Arial" w:hAnsi="Arial" w:cs="Arial"/>
+          <w:szCs w:val="28"/>
+        </w:rPr>
+        <w:t xml:space="preserve">En el caso de Zarkin, </w:t>
+      </w:r>
+      <w:r>
+        <w:rPr>
+          <w:rFonts w:ascii="Arial" w:hAnsi="Arial" w:cs="Arial"/>
+          <w:szCs w:val="28"/>
+        </w:rPr>
+        <w:t xml:space="preserve">informar del </w:t>
+      </w:r>
+      <w:r>
+        <w:rPr>
+          <w:rFonts w:ascii="Arial" w:hAnsi="Arial" w:cs="Arial"/>
+          <w:szCs w:val="28"/>
+        </w:rPr>
+        <w:t>deseo</w:t>
+      </w:r>
+      <w:r>
+        <w:rPr>
+          <w:rFonts w:ascii="Arial" w:hAnsi="Arial" w:cs="Arial"/>
+          <w:szCs w:val="28"/>
+        </w:rPr>
+        <w:t xml:space="preserve"> y solicitar el pago de lo</w:t>
+      </w:r>
+      <w:r>
+        <w:rPr>
+          <w:rFonts w:ascii="Arial" w:hAnsi="Arial" w:cs="Arial"/>
+          <w:szCs w:val="28"/>
+        </w:rPr>
+        <w:t xml:space="preserve">s derechos aun no pagados días de vacaciones, parte proporcional de aguinaldo y </w:t>
+      </w:r>
+      <w:r>
+        <w:rPr>
+          <w:rFonts w:ascii="Arial" w:hAnsi="Arial" w:cs="Arial"/>
+          <w:szCs w:val="28"/>
+        </w:rPr>
+        <w:t>si aun procede ayuda funeraria o algún bono.</w:t>
+      </w:r>
+    </w:p>
+    <w:p>
+      <w:pPr>
+        <w:rPr>
+          <w:rFonts w:ascii="Arial" w:hAnsi="Arial" w:cs="Arial"/>
+          <w:szCs w:val="28"/>
+        </w:rPr>
+      </w:pPr>
+    </w:p>
+    <w:p>
+      <w:pPr>
+        <w:rPr>
+          <w:rFonts w:ascii="Arial" w:hAnsi="Arial" w:cs="Arial"/>
+          <w:szCs w:val="28"/>
+        </w:rPr>
+      </w:pPr>
+      <w:r>
+        <w:rPr>
+          <w:rFonts w:ascii="Arial" w:hAnsi="Arial" w:cs="Arial"/>
+          <w:szCs w:val="28"/>
+        </w:rPr>
+        <w:t xml:space="preserve">En el caso de Iteknia, solamente informar a Eduardo y darle de mi parte las gracias por </w:t>
+      </w:r>
+      <w:r>
+        <w:rPr>
+          <w:rFonts w:ascii="Arial" w:hAnsi="Arial" w:cs="Arial"/>
+          <w:szCs w:val="28"/>
+        </w:rPr>
+        <w:t>su amistad.</w:t>
+      </w:r>
+    </w:p>
+    <w:p>
+      <w:pPr>
+        <w:rPr>
+          <w:rFonts w:ascii="Arial" w:hAnsi="Arial" w:cs="Arial"/>
+          <w:szCs w:val="28"/>
+        </w:rPr>
+      </w:pPr>
+    </w:p>
+    <w:p>
+      <w:pPr>
+        <w:rPr>
+          <w:rFonts w:ascii="Arial" w:hAnsi="Arial" w:cs="Arial"/>
+          <w:szCs w:val="28"/>
+        </w:rPr>
+      </w:pPr>
+      <w:r>
+        <w:rPr>
+          <w:rFonts w:ascii="Arial" w:hAnsi="Arial" w:cs="Arial"/>
+          <w:szCs w:val="28"/>
+        </w:rPr>
+        <w:t xml:space="preserve">En el IMSS realizar tramite de sucesión de la pensión a </w:t>
+      </w:r>
+      <w:r>
+        <w:rPr>
+          <w:rFonts w:ascii="Arial" w:hAnsi="Arial" w:cs="Arial"/>
+          <w:szCs w:val="28"/>
+        </w:rPr>
+        <w:t xml:space="preserve">la esposa o sea a Maria Yolanda Sanchez </w:t>
+      </w:r>
+      <w:r>
+        <w:rPr>
+          <w:rFonts w:ascii="Arial" w:hAnsi="Arial" w:cs="Arial"/>
+          <w:szCs w:val="28"/>
+        </w:rPr>
+        <w:t>Santillán</w:t>
+      </w:r>
+      <w:r>
+        <w:rPr>
+          <w:rFonts w:ascii="Arial" w:hAnsi="Arial" w:cs="Arial"/>
+          <w:szCs w:val="28"/>
+        </w:rPr>
+        <w:t xml:space="preserve"> y que este tranquila </w:t>
+      </w:r>
+      <w:r>
+        <w:rPr>
+          <w:rFonts w:ascii="Arial" w:hAnsi="Arial" w:cs="Arial"/>
+          <w:szCs w:val="28"/>
+        </w:rPr>
+        <w:t>no existen concubinas o amantes como siempre lo ha pensado, no soy Don Jose.</w:t>
+      </w:r>
+      <w:r>
+        <w:rPr>
+          <w:rFonts w:ascii="Arial" w:hAnsi="Arial" w:cs="Arial"/>
+          <w:szCs w:val="28"/>
+        </w:rPr>
+        <w:t xml:space="preserve"> </w:t>
+      </w:r>
+    </w:p>
+    <w:p>
+      <w:pPr>
+        <w:rPr>
+          <w:rFonts w:ascii="Arial" w:hAnsi="Arial" w:cs="Arial"/>
+          <w:szCs w:val="28"/>
+        </w:rPr>
+      </w:pPr>
+    </w:p>
+    <w:p>
+      <w:pPr>
+        <w:rPr>
+          <w:rFonts w:ascii="Arial" w:hAnsi="Arial" w:cs="Arial"/>
+          <w:szCs w:val="28"/>
+        </w:rPr>
+      </w:pPr>
+      <w:r>
+        <w:rPr>
+          <w:rFonts w:ascii="Arial" w:hAnsi="Arial" w:cs="Arial"/>
+          <w:szCs w:val="28"/>
+        </w:rPr>
+        <w:lastRenderedPageBreak/>
+        <w:t xml:space="preserve">Con el contador Martin Meza, si aun me falta pagar los impuestos solicitar la ficha de pago </w:t>
+      </w:r>
+      <w:r>
+        <w:rPr>
+          <w:rFonts w:ascii="Arial" w:hAnsi="Arial" w:cs="Arial"/>
+          <w:szCs w:val="28"/>
+        </w:rPr>
+        <w:t>y pagarle al contador sus honorarios a la fecha son $ 300.00</w:t>
+      </w:r>
+    </w:p>
+    <w:p>
+      <w:pPr>
+        <w:rPr>
+          <w:rFonts w:ascii="Arial" w:hAnsi="Arial" w:cs="Arial"/>
+          <w:szCs w:val="28"/>
+        </w:rPr>
+      </w:pPr>
+    </w:p>
+    <w:p>
+      <w:pPr>
+        <w:rPr>
+          <w:rFonts w:ascii="Arial" w:hAnsi="Arial" w:cs="Arial"/>
+          <w:szCs w:val="28"/>
+        </w:rPr>
+      </w:pPr>
+    </w:p>
+    <w:p>
+      <w:pPr>
+        <w:rPr>
+          <w:rFonts w:ascii="Arial" w:hAnsi="Arial" w:cs="Arial"/>
+          <w:szCs w:val="28"/>
+        </w:rPr>
+      </w:pPr>
+      <w:r>
+        <w:rPr>
+          <w:rFonts w:ascii="Arial" w:hAnsi="Arial" w:cs="Arial"/>
+          <w:szCs w:val="28"/>
+        </w:rPr>
+        <w:t>Las cuentas bancarias</w:t>
+      </w:r>
+    </w:p>
+    <w:p>
+      <w:pPr>
+        <w:rPr>
+          <w:rFonts w:ascii="Arial" w:hAnsi="Arial" w:cs="Arial"/>
+          <w:szCs w:val="28"/>
+        </w:rPr>
+      </w:pPr>
+      <w:r>
+        <w:rPr>
+          <w:rFonts w:ascii="Arial" w:hAnsi="Arial" w:cs="Arial"/>
+          <w:szCs w:val="28"/>
+        </w:rPr>
+        <w:t>Santander</w:t>
+      </w:r>
+    </w:p>
+    <w:p>
+      <w:pPr>
+        <w:rPr>
+          <w:rFonts w:ascii="Arial" w:hAnsi="Arial" w:cs="Arial"/>
+          <w:szCs w:val="28"/>
+        </w:rPr>
+      </w:pPr>
+      <w:r>
+        <w:rPr>
+          <w:rFonts w:ascii="Arial" w:hAnsi="Arial" w:cs="Arial"/>
+          <w:szCs w:val="28"/>
+        </w:rPr>
+        <w:t>Caja Popular</w:t>
+      </w:r>
+    </w:p>
+    <w:p>
+      <w:pPr>
+        <w:rPr>
+          <w:rFonts w:ascii="Arial" w:hAnsi="Arial" w:cs="Arial"/>
+          <w:szCs w:val="28"/>
+        </w:rPr>
+      </w:pPr>
+      <w:r>
+        <w:rPr>
+          <w:rFonts w:ascii="Arial" w:hAnsi="Arial" w:cs="Arial"/>
+          <w:szCs w:val="28"/>
+        </w:rPr>
+        <w:t>Banco Azteca</w:t>
+      </w:r>
+    </w:p>
+    <w:p>
+      <w:pPr>
+        <w:rPr>
+          <w:rFonts w:ascii="Arial" w:hAnsi="Arial" w:cs="Arial"/>
+          <w:szCs w:val="28"/>
+        </w:rPr>
+      </w:pPr>
+    </w:p>
+    <w:p>
+      <w:pPr>
+        <w:rPr>
+          <w:rFonts w:ascii="Arial" w:hAnsi="Arial" w:cs="Arial"/>
+          <w:szCs w:val="28"/>
+        </w:rPr>
+      </w:pPr>
+      <w:r>
+        <w:rPr>
+          <w:rFonts w:ascii="Arial" w:hAnsi="Arial" w:cs="Arial"/>
+          <w:szCs w:val="28"/>
+        </w:rPr>
+        <w:t xml:space="preserve">Las computadoras </w:t>
+      </w:r>
+      <w:r>
+        <w:rPr>
+          <w:rFonts w:ascii="Arial" w:hAnsi="Arial" w:cs="Arial"/>
+          <w:szCs w:val="28"/>
+        </w:rPr>
+        <w:t xml:space="preserve">la maquina Dell que usa Yolanda </w:t>
+      </w:r>
+    </w:p>
+    <w:p>
+      <w:pPr>
+        <w:rPr>
+          <w:rFonts w:ascii="Arial" w:hAnsi="Arial" w:cs="Arial"/>
+          <w:szCs w:val="28"/>
+        </w:rPr>
+      </w:pPr>
+      <w:r>
+        <w:rPr>
+          <w:rFonts w:ascii="Arial" w:hAnsi="Arial" w:cs="Arial"/>
+          <w:szCs w:val="28"/>
+        </w:rPr>
+        <w:t>Hay que des</w:t>
+      </w:r>
+      <w:r>
+        <w:rPr>
+          <w:rFonts w:ascii="Arial" w:hAnsi="Arial" w:cs="Arial"/>
+          <w:szCs w:val="28"/>
+        </w:rPr>
+        <w:t xml:space="preserve">vincular de la cuenta de </w:t>
+      </w:r>
+      <w:r>
+        <w:rPr>
+          <w:rFonts w:ascii="Arial" w:hAnsi="Arial" w:cs="Arial"/>
+          <w:szCs w:val="28"/>
+        </w:rPr>
+        <w:t>OneDrive - Salotto, S.A. de C.V</w:t>
+      </w:r>
+      <w:r>
+        <w:rPr>
+          <w:rFonts w:ascii="Arial" w:hAnsi="Arial" w:cs="Arial"/>
+          <w:szCs w:val="28"/>
+        </w:rPr>
+        <w:t xml:space="preserve"> para que los cambios que se realicen en la maquina de Zarkin no afecten la información que se tiene aquí y no la vayan a perder.</w:t>
+      </w:r>
+    </w:p>
+    <w:p>
+      <w:pPr>
+        <w:rPr>
+          <w:rFonts w:ascii="Arial" w:hAnsi="Arial" w:cs="Arial"/>
+          <w:szCs w:val="28"/>
+        </w:rPr>
+      </w:pPr>
+    </w:p>
+    <w:p>
+      <w:pPr>
+        <w:rPr>
+          <w:rFonts w:ascii="Arial" w:hAnsi="Arial" w:cs="Arial"/>
+          <w:szCs w:val="28"/>
+        </w:rPr>
+      </w:pPr>
+      <w:r>
+        <w:rPr>
+          <w:rFonts w:ascii="Arial" w:hAnsi="Arial" w:cs="Arial"/>
+          <w:szCs w:val="28"/>
+        </w:rPr>
+        <w:t xml:space="preserve">La computadora Dell de Zarkin desvincular la cuenta de </w:t>
+      </w:r>
+      <w:r>
+        <w:rPr>
+          <w:rFonts w:ascii="Arial" w:hAnsi="Arial" w:cs="Arial"/>
+          <w:szCs w:val="28"/>
+        </w:rPr>
+        <w:t>OneDrive - Salotto, S.A. de C.V</w:t>
+      </w:r>
+      <w:r>
+        <w:rPr>
+          <w:rFonts w:ascii="Arial" w:hAnsi="Arial" w:cs="Arial"/>
+          <w:szCs w:val="28"/>
+        </w:rPr>
+        <w:t xml:space="preserve"> y cerrar las secciones </w:t>
+      </w:r>
+      <w:r>
+        <w:rPr>
+          <w:rFonts w:ascii="Arial" w:hAnsi="Arial" w:cs="Arial"/>
+          <w:szCs w:val="28"/>
+        </w:rPr>
+        <w:t xml:space="preserve">y Gogle mias de </w:t>
+      </w:r>
+      <w:hyperlink r:id="rId8" w:history="1">
+        <w:r>
+          <w:rPr>
+            <w:rStyle w:val="Hipervnculo"/>
+            <w:rFonts w:ascii="Arial" w:hAnsi="Arial" w:cs="Arial"/>
+            <w:szCs w:val="28"/>
+          </w:rPr>
+          <w:t>vcuevar@gmail.com</w:t>
+        </w:r>
+      </w:hyperlink>
+      <w:r>
+        <w:rPr>
+          <w:rFonts w:ascii="Arial" w:hAnsi="Arial" w:cs="Arial"/>
+          <w:szCs w:val="28"/>
+        </w:rPr>
+        <w:t xml:space="preserve"> y borrar todos los docum</w:t>
+      </w:r>
+      <w:r>
+        <w:rPr>
+          <w:rFonts w:ascii="Arial" w:hAnsi="Arial" w:cs="Arial"/>
+          <w:szCs w:val="28"/>
+        </w:rPr>
+        <w:t>entos ya que la mayoría son personales y los que son de la fabrica están en la unidad M: donde trabaje.</w:t>
+      </w:r>
+      <w:r>
+        <w:rPr>
+          <w:rFonts w:ascii="Arial" w:hAnsi="Arial" w:cs="Arial"/>
+          <w:szCs w:val="28"/>
+        </w:rPr>
+        <w:t xml:space="preserve"> Y entregar al Sr. Roberto Curiel, para que la envie a Lerma</w:t>
+      </w:r>
+      <w:r>
+        <w:rPr>
+          <w:rFonts w:ascii="Arial" w:hAnsi="Arial" w:cs="Arial"/>
+          <w:szCs w:val="28"/>
+        </w:rPr>
+        <w:t>, por las dudas que te firmen de recibido el equipo</w:t>
+      </w:r>
+      <w:r>
+        <w:rPr>
+          <w:rFonts w:ascii="Arial" w:hAnsi="Arial" w:cs="Arial"/>
+          <w:szCs w:val="28"/>
+        </w:rPr>
+        <w:t>.</w:t>
+      </w:r>
+    </w:p>
+    <w:p>
+      <w:pPr>
+        <w:rPr>
+          <w:rFonts w:ascii="Arial" w:hAnsi="Arial" w:cs="Arial"/>
+          <w:szCs w:val="28"/>
+        </w:rPr>
+      </w:pPr>
+    </w:p>
+    <w:p>
+      <w:pPr>
+        <w:rPr>
+          <w:rFonts w:ascii="Arial" w:hAnsi="Arial" w:cs="Arial"/>
+          <w:szCs w:val="28"/>
+        </w:rPr>
+      </w:pPr>
+      <w:r>
+        <w:rPr>
+          <w:rFonts w:ascii="Arial" w:hAnsi="Arial" w:cs="Arial"/>
+          <w:szCs w:val="28"/>
+        </w:rPr>
+        <w:t xml:space="preserve">La maquina de Linux </w:t>
+      </w:r>
+      <w:r>
+        <w:rPr>
+          <w:rFonts w:ascii="Arial" w:hAnsi="Arial" w:cs="Arial"/>
+          <w:szCs w:val="28"/>
+        </w:rPr>
+        <w:t>cerrar mis seciones personales y</w:t>
+      </w:r>
+      <w:r>
+        <w:rPr>
+          <w:rFonts w:ascii="Arial" w:hAnsi="Arial" w:cs="Arial"/>
+          <w:szCs w:val="28"/>
+        </w:rPr>
+        <w:t xml:space="preserve"> </w:t>
+      </w:r>
+      <w:r>
+        <w:rPr>
+          <w:rFonts w:ascii="Arial" w:hAnsi="Arial" w:cs="Arial"/>
+          <w:szCs w:val="28"/>
+        </w:rPr>
+        <w:t xml:space="preserve">le quitas el </w:t>
+      </w:r>
+      <w:r>
+        <w:rPr>
+          <w:rFonts w:ascii="Arial" w:hAnsi="Arial" w:cs="Arial"/>
+          <w:szCs w:val="28"/>
+        </w:rPr>
+        <w:t>Spotify y se la entregas a Eduardo Macias.</w:t>
+      </w:r>
+    </w:p>
+    <w:p>
+      <w:pPr>
+        <w:rPr>
+          <w:rFonts w:ascii="Arial" w:hAnsi="Arial" w:cs="Arial"/>
+          <w:szCs w:val="28"/>
+        </w:rPr>
+      </w:pPr>
+    </w:p>
+    <w:p>
+      <w:pPr>
+        <w:rPr>
+          <w:rFonts w:ascii="Arial" w:hAnsi="Arial" w:cs="Arial"/>
+          <w:szCs w:val="28"/>
+        </w:rPr>
+      </w:pPr>
+      <w:r>
+        <w:rPr>
+          <w:rFonts w:ascii="Arial" w:hAnsi="Arial" w:cs="Arial"/>
+          <w:szCs w:val="28"/>
+        </w:rPr>
+        <w:t xml:space="preserve">El celular que es propiedad de Zarkin le quitas los accesos a mis cuentas y </w:t>
+      </w:r>
+      <w:r>
+        <w:rPr>
+          <w:rFonts w:ascii="Arial" w:hAnsi="Arial" w:cs="Arial"/>
+          <w:szCs w:val="28"/>
+        </w:rPr>
+        <w:t xml:space="preserve">la direccionamiento a mis correos personales y este hay que entregarlo al Ing. Adalberto Ramos </w:t>
+      </w:r>
+      <w:r>
+        <w:rPr>
+          <w:rFonts w:ascii="Arial" w:hAnsi="Arial" w:cs="Arial"/>
+          <w:szCs w:val="28"/>
+        </w:rPr>
+        <w:t>y que te firme de que recibió el equipo para que no tengas problemas mas adelante.</w:t>
+      </w:r>
+    </w:p>
+    <w:p>
+      <w:pPr>
+        <w:rPr>
+          <w:rFonts w:ascii="Arial" w:hAnsi="Arial" w:cs="Arial"/>
+          <w:szCs w:val="28"/>
+        </w:rPr>
+      </w:pPr>
+    </w:p>
+    <w:p>
+      <w:pPr>
+        <w:rPr>
+          <w:rFonts w:ascii="Arial" w:hAnsi="Arial" w:cs="Arial"/>
+          <w:szCs w:val="28"/>
+        </w:rPr>
+      </w:pPr>
     </w:p>
     <w:p>
       <w:pPr>
@@ -753,37 +2135,36 @@
           <w:rFonts w:ascii="Arial" w:hAnsi="Arial" w:cs="Arial"/>
           <w:szCs w:val="28"/>
         </w:rPr>
-        <w:t>historia</w:t>
-      </w:r>
-    </w:p>
-    <w:p>
-      <w:pPr>
-        <w:rPr>
-          <w:rFonts w:ascii="Arial" w:hAnsi="Arial" w:cs="Arial"/>
-          <w:szCs w:val="28"/>
-        </w:rPr>
-      </w:pPr>
-    </w:p>
-    <w:p>
-      <w:pPr>
-        <w:rPr>
-          <w:rFonts w:ascii="Arial" w:hAnsi="Arial" w:cs="Arial"/>
-          <w:szCs w:val="28"/>
-        </w:rPr>
-      </w:pPr>
-    </w:p>
-    <w:p>
-      <w:pPr>
-        <w:rPr>
-          <w:rFonts w:ascii="Arial" w:hAnsi="Arial" w:cs="Arial"/>
-          <w:szCs w:val="28"/>
-        </w:rPr>
-      </w:pPr>
-      <w:r>
-        <w:rPr>
-          <w:rFonts w:ascii="Arial" w:hAnsi="Arial" w:cs="Arial"/>
-          <w:szCs w:val="28"/>
-        </w:rPr>
+        <w:t>H</w:t>
+      </w:r>
+      <w:r>
+        <w:rPr>
+          <w:rFonts w:ascii="Arial" w:hAnsi="Arial" w:cs="Arial"/>
+          <w:szCs w:val="28"/>
+        </w:rPr>
+        <w:t>istoria</w:t>
+      </w:r>
+      <w:r>
+        <w:rPr>
+          <w:rFonts w:ascii="Arial" w:hAnsi="Arial" w:cs="Arial"/>
+          <w:szCs w:val="28"/>
+        </w:rPr>
+        <w:t xml:space="preserve"> desarrollar</w:t>
+      </w:r>
+    </w:p>
+    <w:p>
+      <w:pPr>
+        <w:rPr>
+          <w:rFonts w:ascii="Arial" w:hAnsi="Arial" w:cs="Arial"/>
+          <w:szCs w:val="28"/>
+        </w:rPr>
+      </w:pPr>
+      <w:r>
+        <w:rPr>
+          <w:rFonts w:ascii="Arial" w:hAnsi="Arial" w:cs="Arial"/>
+          <w:szCs w:val="28"/>
+        </w:rPr>
+        <w:lastRenderedPageBreak/>
         <w:t>Eloísa</w:t>
       </w:r>
       <w:r>
@@ -837,381 +2218,516 @@
           <w:rFonts w:ascii="Arial" w:hAnsi="Arial" w:cs="Arial"/>
           <w:szCs w:val="28"/>
         </w:rPr>
+        <w:t>Cálculo del Valor Acumulado</w:t>
+      </w:r>
+    </w:p>
+    <w:p>
+      <w:pPr>
+        <w:rPr>
+          <w:rFonts w:ascii="Arial" w:hAnsi="Arial" w:cs="Arial"/>
+          <w:szCs w:val="28"/>
+        </w:rPr>
+      </w:pPr>
+      <w:r>
+        <w:rPr>
+          <w:rFonts w:ascii="Arial" w:hAnsi="Arial" w:cs="Arial"/>
+          <w:szCs w:val="28"/>
+        </w:rPr>
+        <w:t>Para determinar el valor futuro de la inversión, se aplica un cálculo de interés compuesto utilizando las tasas promedio anuales para depósitos bancarios en México (indicador del Banco Mundial/CEIC y otras fuentes, ya que no hay una tasa única universal) para cada período anual desde 2012 hasta la fecha actual.</w:t>
+      </w:r>
+    </w:p>
+    <w:p>
+      <w:pPr>
+        <w:rPr>
+          <w:rFonts w:ascii="Arial" w:hAnsi="Arial" w:cs="Arial"/>
+          <w:szCs w:val="28"/>
+        </w:rPr>
+      </w:pPr>
+      <w:r>
+        <w:rPr>
+          <w:rFonts w:ascii="Arial" w:hAnsi="Arial" w:cs="Arial"/>
+          <w:szCs w:val="28"/>
+        </w:rPr>
+        <w:t>Tasas de Interés Promedio Anual Aproximadas</w:t>
+      </w:r>
+    </w:p>
+    <w:p>
+      <w:pPr>
+        <w:rPr>
+          <w:rFonts w:ascii="Arial" w:hAnsi="Arial" w:cs="Arial"/>
+          <w:szCs w:val="28"/>
+        </w:rPr>
+      </w:pPr>
+      <w:r>
+        <w:rPr>
+          <w:rFonts w:ascii="Arial" w:hAnsi="Arial" w:cs="Arial"/>
+          <w:szCs w:val="28"/>
+        </w:rPr>
+        <w:t>2012: ~2,0%</w:t>
+      </w:r>
+    </w:p>
+    <w:p>
+      <w:pPr>
+        <w:rPr>
+          <w:rFonts w:ascii="Arial" w:hAnsi="Arial" w:cs="Arial"/>
+          <w:szCs w:val="28"/>
+        </w:rPr>
+      </w:pPr>
+      <w:r>
+        <w:rPr>
+          <w:rFonts w:ascii="Arial" w:hAnsi="Arial" w:cs="Arial"/>
+          <w:szCs w:val="28"/>
+        </w:rPr>
+        <w:t>2013: ~1,5%</w:t>
+      </w:r>
+    </w:p>
+    <w:p>
+      <w:pPr>
+        <w:rPr>
+          <w:rFonts w:ascii="Arial" w:hAnsi="Arial" w:cs="Arial"/>
+          <w:szCs w:val="28"/>
+        </w:rPr>
+      </w:pPr>
+      <w:r>
+        <w:rPr>
+          <w:rFonts w:ascii="Arial" w:hAnsi="Arial" w:cs="Arial"/>
+          <w:szCs w:val="28"/>
+        </w:rPr>
+        <w:t>2014: ~1,4%</w:t>
+      </w:r>
+    </w:p>
+    <w:p>
+      <w:pPr>
+        <w:rPr>
+          <w:rFonts w:ascii="Arial" w:hAnsi="Arial" w:cs="Arial"/>
+          <w:szCs w:val="28"/>
+        </w:rPr>
+      </w:pPr>
+      <w:r>
+        <w:rPr>
+          <w:rFonts w:ascii="Arial" w:hAnsi="Arial" w:cs="Arial"/>
+          <w:szCs w:val="28"/>
+        </w:rPr>
+        <w:t>2015: ~0,6%</w:t>
+      </w:r>
+    </w:p>
+    <w:p>
+      <w:pPr>
+        <w:rPr>
+          <w:rFonts w:ascii="Arial" w:hAnsi="Arial" w:cs="Arial"/>
+          <w:szCs w:val="28"/>
+        </w:rPr>
+      </w:pPr>
+      <w:r>
+        <w:rPr>
+          <w:rFonts w:ascii="Arial" w:hAnsi="Arial" w:cs="Arial"/>
+          <w:szCs w:val="28"/>
+        </w:rPr>
+        <w:t>2016: ~1,3%</w:t>
+      </w:r>
+    </w:p>
+    <w:p>
+      <w:pPr>
+        <w:rPr>
+          <w:rFonts w:ascii="Arial" w:hAnsi="Arial" w:cs="Arial"/>
+          <w:szCs w:val="28"/>
+        </w:rPr>
+      </w:pPr>
+      <w:r>
+        <w:rPr>
+          <w:rFonts w:ascii="Arial" w:hAnsi="Arial" w:cs="Arial"/>
+          <w:szCs w:val="28"/>
+        </w:rPr>
+        <w:t>2017: ~2,7%</w:t>
+      </w:r>
+    </w:p>
+    <w:p>
+      <w:pPr>
+        <w:rPr>
+          <w:rFonts w:ascii="Arial" w:hAnsi="Arial" w:cs="Arial"/>
+          <w:szCs w:val="28"/>
+        </w:rPr>
+      </w:pPr>
+      <w:r>
+        <w:rPr>
+          <w:rFonts w:ascii="Arial" w:hAnsi="Arial" w:cs="Arial"/>
+          <w:szCs w:val="28"/>
+        </w:rPr>
+        <w:t>2018: ~4,0 % (estimado)</w:t>
+      </w:r>
+    </w:p>
+    <w:p>
+      <w:pPr>
+        <w:rPr>
+          <w:rFonts w:ascii="Arial" w:hAnsi="Arial" w:cs="Arial"/>
+          <w:szCs w:val="28"/>
+        </w:rPr>
+      </w:pPr>
+      <w:r>
+        <w:rPr>
+          <w:rFonts w:ascii="Arial" w:hAnsi="Arial" w:cs="Arial"/>
+          <w:szCs w:val="28"/>
+        </w:rPr>
+        <w:t>2019: ~4.5% (estimado, basado en datos de TIIE)</w:t>
+      </w:r>
+    </w:p>
+    <w:p>
+      <w:pPr>
+        <w:rPr>
+          <w:rFonts w:ascii="Arial" w:hAnsi="Arial" w:cs="Arial"/>
+          <w:szCs w:val="28"/>
+        </w:rPr>
+      </w:pPr>
+      <w:r>
+        <w:rPr>
+          <w:rFonts w:ascii="Arial" w:hAnsi="Arial" w:cs="Arial"/>
+          <w:szCs w:val="28"/>
+        </w:rPr>
+        <w:t>2020: ~1,5%</w:t>
+      </w:r>
+    </w:p>
+    <w:p>
+      <w:pPr>
+        <w:rPr>
+          <w:rFonts w:ascii="Arial" w:hAnsi="Arial" w:cs="Arial"/>
+          <w:szCs w:val="28"/>
+        </w:rPr>
+      </w:pPr>
+      <w:r>
+        <w:rPr>
+          <w:rFonts w:ascii="Arial" w:hAnsi="Arial" w:cs="Arial"/>
+          <w:szCs w:val="28"/>
+        </w:rPr>
+        <w:t>2021: ~0,6%</w:t>
+      </w:r>
+    </w:p>
+    <w:p>
+      <w:pPr>
+        <w:rPr>
+          <w:rFonts w:ascii="Arial" w:hAnsi="Arial" w:cs="Arial"/>
+          <w:szCs w:val="28"/>
+        </w:rPr>
+      </w:pPr>
+      <w:r>
+        <w:rPr>
+          <w:rFonts w:ascii="Arial" w:hAnsi="Arial" w:cs="Arial"/>
+          <w:szCs w:val="28"/>
+        </w:rPr>
+        <w:t>2022: ~2,6%</w:t>
+      </w:r>
+    </w:p>
+    <w:p>
+      <w:pPr>
+        <w:rPr>
+          <w:rFonts w:ascii="Arial" w:hAnsi="Arial" w:cs="Arial"/>
+          <w:szCs w:val="28"/>
+        </w:rPr>
+      </w:pPr>
+      <w:r>
+        <w:rPr>
+          <w:rFonts w:ascii="Arial" w:hAnsi="Arial" w:cs="Arial"/>
+          <w:szCs w:val="28"/>
+        </w:rPr>
+        <w:t>2023: ~4,8%</w:t>
+      </w:r>
+    </w:p>
+    <w:p>
+      <w:pPr>
+        <w:rPr>
+          <w:rFonts w:ascii="Arial" w:hAnsi="Arial" w:cs="Arial"/>
+          <w:szCs w:val="28"/>
+        </w:rPr>
+      </w:pPr>
+      <w:r>
+        <w:rPr>
+          <w:rFonts w:ascii="Arial" w:hAnsi="Arial" w:cs="Arial"/>
+          <w:szCs w:val="28"/>
+        </w:rPr>
+        <w:t>2024: ~4,5% (hasta septiembre)</w:t>
+      </w:r>
+    </w:p>
+    <w:p>
+      <w:pPr>
+        <w:rPr>
+          <w:rFonts w:ascii="Arial" w:hAnsi="Arial" w:cs="Arial"/>
+          <w:szCs w:val="28"/>
+        </w:rPr>
+      </w:pPr>
+      <w:r>
+        <w:rPr>
+          <w:rFonts w:ascii="Arial" w:hAnsi="Arial" w:cs="Arial"/>
+          <w:szCs w:val="28"/>
+        </w:rPr>
+        <w:t xml:space="preserve">2025: ~3,9% (promedio hasta septiembre) </w:t>
+      </w:r>
+    </w:p>
+    <w:p>
+      <w:pPr>
+        <w:rPr>
+          <w:rFonts w:ascii="Arial" w:hAnsi="Arial" w:cs="Arial"/>
+          <w:szCs w:val="28"/>
+        </w:rPr>
+      </w:pPr>
+      <w:r>
+        <w:rPr>
+          <w:rFonts w:ascii="Arial" w:hAnsi="Arial" w:cs="Arial"/>
+          <w:szCs w:val="28"/>
+        </w:rPr>
+        <w:t xml:space="preserve">Nota: Las tasas de interés de los depósitos bancarios varían entre instituciones y productos. Estas cifras son promedios indicativos basados en datos disponibles del Banco de México y el Banco Mundial. </w:t>
+      </w:r>
+    </w:p>
+    <w:p>
+      <w:pPr>
+        <w:rPr>
+          <w:rFonts w:ascii="Arial" w:hAnsi="Arial" w:cs="Arial"/>
+          <w:szCs w:val="28"/>
+        </w:rPr>
+      </w:pPr>
+      <w:r>
+        <w:rPr>
+          <w:rFonts w:ascii="Arial" w:hAnsi="Arial" w:cs="Arial"/>
+          <w:szCs w:val="28"/>
+        </w:rPr>
+        <w:t>### Por Qué Varía la Tasa de Interés</w:t>
+      </w:r>
+    </w:p>
+    <w:p>
+      <w:pPr>
+        <w:rPr>
+          <w:rFonts w:ascii="Arial" w:hAnsi="Arial" w:cs="Arial"/>
+          <w:szCs w:val="28"/>
+        </w:rPr>
+      </w:pPr>
+      <w:r>
+        <w:rPr>
+          <w:rFonts w:ascii="Arial" w:hAnsi="Arial" w:cs="Arial"/>
+          <w:szCs w:val="28"/>
+        </w:rPr>
+        <w:t xml:space="preserve">Las tasas de interés bancarias en México no son estáticas. Están influenciadas por la tasa de interés objetivo del Banco de México (Banxico) </w:t>
+      </w:r>
+      <w:r>
+        <w:rPr>
+          <w:rFonts w:ascii="Arial" w:hAnsi="Arial" w:cs="Arial"/>
+          <w:szCs w:val="28"/>
+        </w:rPr>
         <w:lastRenderedPageBreak/>
-        <w:t>Cálculo del Valor Acumulado</w:t>
-      </w:r>
-    </w:p>
-    <w:p>
-      <w:pPr>
-        <w:rPr>
-          <w:rFonts w:ascii="Arial" w:hAnsi="Arial" w:cs="Arial"/>
-          <w:szCs w:val="28"/>
-        </w:rPr>
-      </w:pPr>
-      <w:r>
-        <w:rPr>
-          <w:rFonts w:ascii="Arial" w:hAnsi="Arial" w:cs="Arial"/>
-          <w:szCs w:val="28"/>
-        </w:rPr>
-        <w:t>Para determinar el valor futuro de la inversión, se aplica un cálculo de interés compuesto utilizando las tasas promedio anuales para depósitos bancarios en México (indicador del Banco Mundial/CEIC y otras fuentes, ya que no hay una tasa única universal) para cada período anual desde 2012 hasta la fecha actual.</w:t>
-      </w:r>
-    </w:p>
-    <w:p>
-      <w:pPr>
-        <w:rPr>
-          <w:rFonts w:ascii="Arial" w:hAnsi="Arial" w:cs="Arial"/>
-          <w:szCs w:val="28"/>
-        </w:rPr>
-      </w:pPr>
-      <w:r>
-        <w:rPr>
-          <w:rFonts w:ascii="Arial" w:hAnsi="Arial" w:cs="Arial"/>
-          <w:szCs w:val="28"/>
-        </w:rPr>
-        <w:t>Tasas de Interés Promedio Anual Aproximadas</w:t>
-      </w:r>
-    </w:p>
-    <w:p>
-      <w:pPr>
-        <w:rPr>
-          <w:rFonts w:ascii="Arial" w:hAnsi="Arial" w:cs="Arial"/>
-          <w:szCs w:val="28"/>
-        </w:rPr>
-      </w:pPr>
-      <w:r>
-        <w:rPr>
-          <w:rFonts w:ascii="Arial" w:hAnsi="Arial" w:cs="Arial"/>
-          <w:szCs w:val="28"/>
-        </w:rPr>
-        <w:t>2012: ~2,0%</w:t>
-      </w:r>
-    </w:p>
-    <w:p>
-      <w:pPr>
-        <w:rPr>
-          <w:rFonts w:ascii="Arial" w:hAnsi="Arial" w:cs="Arial"/>
-          <w:szCs w:val="28"/>
-        </w:rPr>
-      </w:pPr>
-      <w:r>
-        <w:rPr>
-          <w:rFonts w:ascii="Arial" w:hAnsi="Arial" w:cs="Arial"/>
-          <w:szCs w:val="28"/>
-        </w:rPr>
-        <w:t>2013: ~1,5%</w:t>
-      </w:r>
-    </w:p>
-    <w:p>
-      <w:pPr>
-        <w:rPr>
-          <w:rFonts w:ascii="Arial" w:hAnsi="Arial" w:cs="Arial"/>
-          <w:szCs w:val="28"/>
-        </w:rPr>
-      </w:pPr>
-      <w:r>
-        <w:rPr>
-          <w:rFonts w:ascii="Arial" w:hAnsi="Arial" w:cs="Arial"/>
-          <w:szCs w:val="28"/>
-        </w:rPr>
-        <w:t>2014: ~1,4%</w:t>
-      </w:r>
-    </w:p>
-    <w:p>
-      <w:pPr>
-        <w:rPr>
-          <w:rFonts w:ascii="Arial" w:hAnsi="Arial" w:cs="Arial"/>
-          <w:szCs w:val="28"/>
-        </w:rPr>
-      </w:pPr>
-      <w:r>
-        <w:rPr>
-          <w:rFonts w:ascii="Arial" w:hAnsi="Arial" w:cs="Arial"/>
-          <w:szCs w:val="28"/>
-        </w:rPr>
-        <w:t>2015: ~0,6%</w:t>
-      </w:r>
-    </w:p>
-    <w:p>
-      <w:pPr>
-        <w:rPr>
-          <w:rFonts w:ascii="Arial" w:hAnsi="Arial" w:cs="Arial"/>
-          <w:szCs w:val="28"/>
-        </w:rPr>
-      </w:pPr>
-      <w:r>
-        <w:rPr>
-          <w:rFonts w:ascii="Arial" w:hAnsi="Arial" w:cs="Arial"/>
-          <w:szCs w:val="28"/>
-        </w:rPr>
-        <w:t>2016: ~1,3%</w:t>
-      </w:r>
-    </w:p>
-    <w:p>
-      <w:pPr>
-        <w:rPr>
-          <w:rFonts w:ascii="Arial" w:hAnsi="Arial" w:cs="Arial"/>
-          <w:szCs w:val="28"/>
-        </w:rPr>
-      </w:pPr>
-      <w:r>
-        <w:rPr>
-          <w:rFonts w:ascii="Arial" w:hAnsi="Arial" w:cs="Arial"/>
-          <w:szCs w:val="28"/>
-        </w:rPr>
-        <w:t>2017: ~2,7%</w:t>
-      </w:r>
-    </w:p>
-    <w:p>
-      <w:pPr>
-        <w:rPr>
-          <w:rFonts w:ascii="Arial" w:hAnsi="Arial" w:cs="Arial"/>
-          <w:szCs w:val="28"/>
-        </w:rPr>
-      </w:pPr>
-      <w:r>
-        <w:rPr>
-          <w:rFonts w:ascii="Arial" w:hAnsi="Arial" w:cs="Arial"/>
-          <w:szCs w:val="28"/>
-        </w:rPr>
-        <w:t>2018: ~4,0 % (estimado)</w:t>
-      </w:r>
-    </w:p>
-    <w:p>
-      <w:pPr>
-        <w:rPr>
-          <w:rFonts w:ascii="Arial" w:hAnsi="Arial" w:cs="Arial"/>
-          <w:szCs w:val="28"/>
-        </w:rPr>
-      </w:pPr>
-      <w:r>
-        <w:rPr>
-          <w:rFonts w:ascii="Arial" w:hAnsi="Arial" w:cs="Arial"/>
-          <w:szCs w:val="28"/>
-        </w:rPr>
-        <w:t>2019: ~4.5% (estimado, basado en datos de TIIE)</w:t>
-      </w:r>
-    </w:p>
-    <w:p>
-      <w:pPr>
-        <w:rPr>
-          <w:rFonts w:ascii="Arial" w:hAnsi="Arial" w:cs="Arial"/>
-          <w:szCs w:val="28"/>
-        </w:rPr>
-      </w:pPr>
-      <w:r>
-        <w:rPr>
-          <w:rFonts w:ascii="Arial" w:hAnsi="Arial" w:cs="Arial"/>
-          <w:szCs w:val="28"/>
-        </w:rPr>
-        <w:t>2020: ~1,5%</w:t>
-      </w:r>
-    </w:p>
-    <w:p>
-      <w:pPr>
-        <w:rPr>
-          <w:rFonts w:ascii="Arial" w:hAnsi="Arial" w:cs="Arial"/>
-          <w:szCs w:val="28"/>
-        </w:rPr>
-      </w:pPr>
-      <w:r>
-        <w:rPr>
-          <w:rFonts w:ascii="Arial" w:hAnsi="Arial" w:cs="Arial"/>
-          <w:szCs w:val="28"/>
-        </w:rPr>
-        <w:t>2021: ~0,6%</w:t>
-      </w:r>
-    </w:p>
-    <w:p>
-      <w:pPr>
-        <w:rPr>
-          <w:rFonts w:ascii="Arial" w:hAnsi="Arial" w:cs="Arial"/>
-          <w:szCs w:val="28"/>
-        </w:rPr>
-      </w:pPr>
-      <w:r>
-        <w:rPr>
-          <w:rFonts w:ascii="Arial" w:hAnsi="Arial" w:cs="Arial"/>
-          <w:szCs w:val="28"/>
-        </w:rPr>
-        <w:t>2022: ~2,6%</w:t>
-      </w:r>
-    </w:p>
-    <w:p>
-      <w:pPr>
-        <w:rPr>
-          <w:rFonts w:ascii="Arial" w:hAnsi="Arial" w:cs="Arial"/>
-          <w:szCs w:val="28"/>
-        </w:rPr>
-      </w:pPr>
-      <w:r>
-        <w:rPr>
-          <w:rFonts w:ascii="Arial" w:hAnsi="Arial" w:cs="Arial"/>
-          <w:szCs w:val="28"/>
-        </w:rPr>
-        <w:t>2023: ~4,8%</w:t>
-      </w:r>
-    </w:p>
-    <w:p>
-      <w:pPr>
-        <w:rPr>
-          <w:rFonts w:ascii="Arial" w:hAnsi="Arial" w:cs="Arial"/>
-          <w:szCs w:val="28"/>
-        </w:rPr>
-      </w:pPr>
-      <w:r>
-        <w:rPr>
-          <w:rFonts w:ascii="Arial" w:hAnsi="Arial" w:cs="Arial"/>
-          <w:szCs w:val="28"/>
-        </w:rPr>
-        <w:t>2024: ~4,5% (hasta septiembre)</w:t>
-      </w:r>
-    </w:p>
-    <w:p>
-      <w:pPr>
-        <w:rPr>
-          <w:rFonts w:ascii="Arial" w:hAnsi="Arial" w:cs="Arial"/>
-          <w:szCs w:val="28"/>
-        </w:rPr>
-      </w:pPr>
-      <w:r>
-        <w:rPr>
-          <w:rFonts w:ascii="Arial" w:hAnsi="Arial" w:cs="Arial"/>
-          <w:szCs w:val="28"/>
-        </w:rPr>
-        <w:t xml:space="preserve">2025: ~3,9% (promedio hasta septiembre) </w:t>
-      </w:r>
-    </w:p>
-    <w:p>
-      <w:pPr>
-        <w:rPr>
-          <w:rFonts w:ascii="Arial" w:hAnsi="Arial" w:cs="Arial"/>
-          <w:szCs w:val="28"/>
-        </w:rPr>
-      </w:pPr>
-      <w:r>
-        <w:rPr>
-          <w:rFonts w:ascii="Arial" w:hAnsi="Arial" w:cs="Arial"/>
-          <w:szCs w:val="28"/>
-        </w:rPr>
-        <w:t xml:space="preserve">Nota: Las tasas de interés de los depósitos bancarios varían entre instituciones y productos. Estas cifras son promedios indicativos basados en datos disponibles del Banco de México y el Banco Mundial. </w:t>
-      </w:r>
-    </w:p>
-    <w:p>
-      <w:pPr>
-        <w:rPr>
-          <w:rFonts w:ascii="Arial" w:hAnsi="Arial" w:cs="Arial"/>
-          <w:szCs w:val="28"/>
-        </w:rPr>
-      </w:pPr>
-      <w:r>
-        <w:rPr>
-          <w:rFonts w:ascii="Arial" w:hAnsi="Arial" w:cs="Arial"/>
-          <w:szCs w:val="28"/>
-        </w:rPr>
-        <w:t>### Por Qué Varía la Tasa de Interés</w:t>
-      </w:r>
-    </w:p>
-    <w:p>
-      <w:pPr>
-        <w:rPr>
-          <w:rFonts w:ascii="Arial" w:hAnsi="Arial" w:cs="Arial"/>
-          <w:szCs w:val="28"/>
-        </w:rPr>
-      </w:pPr>
-      <w:r>
-        <w:rPr>
-          <w:rFonts w:ascii="Arial" w:hAnsi="Arial" w:cs="Arial"/>
-          <w:szCs w:val="28"/>
-        </w:rPr>
-        <w:t xml:space="preserve">Las tasas de interés bancarias en México no son estáticas. Están influenciadas por la tasa de interés objetivo del Banco de México (Banxico) y las condiciones del mercado global. En períodos de baja inflación, las tasas de interés tienden a ser más bajas, mientras </w:t>
-      </w:r>
-      <w:proofErr w:type="gramStart"/>
-      <w:r>
-        <w:rPr>
-          <w:rFonts w:ascii="Arial" w:hAnsi="Arial" w:cs="Arial"/>
-          <w:szCs w:val="28"/>
-        </w:rPr>
-        <w:t>que</w:t>
-      </w:r>
-      <w:proofErr w:type="gramEnd"/>
-      <w:r>
-        <w:rPr>
-          <w:rFonts w:ascii="Arial" w:hAnsi="Arial" w:cs="Arial"/>
-          <w:szCs w:val="28"/>
-        </w:rPr>
-        <w:t xml:space="preserve"> en momentos de alta inflación, como los observados en 2022 y 2023, Banxico aumenta su tasa de referencia para controlar los precios, lo que a su vez eleva las tasas de los depósitos bancarios.</w:t>
-      </w:r>
-    </w:p>
-    <w:p>
-      <w:pPr>
-        <w:rPr>
-          <w:rFonts w:ascii="Arial" w:hAnsi="Arial" w:cs="Arial"/>
-          <w:szCs w:val="28"/>
-        </w:rPr>
-      </w:pPr>
-    </w:p>
-    <w:p>
-      <w:pPr>
-        <w:rPr>
-          <w:rFonts w:ascii="Arial" w:hAnsi="Arial" w:cs="Arial"/>
-          <w:szCs w:val="28"/>
-        </w:rPr>
-      </w:pPr>
-    </w:p>
-    <w:p>
-      <w:pPr>
-        <w:rPr>
-          <w:rFonts w:ascii="Arial" w:hAnsi="Arial" w:cs="Arial"/>
-          <w:szCs w:val="28"/>
-        </w:rPr>
-      </w:pPr>
-    </w:p>
-    <w:p>
-      <w:pPr>
-        <w:rPr>
-          <w:rFonts w:ascii="Arial" w:hAnsi="Arial" w:cs="Arial"/>
-          <w:szCs w:val="28"/>
-        </w:rPr>
-      </w:pPr>
-      <w:r>
-        <w:rPr>
-          <w:rFonts w:ascii="Arial" w:hAnsi="Arial" w:cs="Arial"/>
-          <w:szCs w:val="28"/>
-        </w:rPr>
-        <w:t>Tenemos tres tipos de equipos que se comparten</w:t>
-      </w:r>
-      <w:r>
-        <w:rPr>
-          <w:rFonts w:ascii="Arial" w:hAnsi="Arial" w:cs="Arial"/>
-          <w:szCs w:val="28"/>
-        </w:rPr>
-        <w:t xml:space="preserve">, </w:t>
-      </w:r>
-      <w:r>
-        <w:rPr>
-          <w:rFonts w:ascii="Arial" w:hAnsi="Arial" w:cs="Arial"/>
-          <w:szCs w:val="28"/>
-        </w:rPr>
-        <w:t>escritorios remotos</w:t>
-      </w:r>
-      <w:r>
-        <w:rPr>
-          <w:rFonts w:ascii="Arial" w:hAnsi="Arial" w:cs="Arial"/>
-          <w:szCs w:val="28"/>
-        </w:rPr>
-        <w:t>, servidores y NAS.</w:t>
-      </w:r>
-    </w:p>
-    <w:p>
-      <w:pPr>
-        <w:pStyle w:val="Ttulo2"/>
-      </w:pPr>
-      <w:bookmarkStart w:id="2" w:name="_Toc210206032"/>
-      <w:r>
-        <w:t xml:space="preserve">Usos y </w:t>
-      </w:r>
-      <w:r>
-        <w:t>accesos como administrador</w:t>
+        <w:t>y las condiciones del mercado global. En períodos de baja inflación, las tasas de interés tienden a ser más bajas, mientras que en momentos de alta inflación, como los observados en 2022 y 2023, Banxico aumenta su tasa de referencia para controlar los precios, lo que a su vez eleva las tasas de los depósitos bancarios.</w:t>
+      </w:r>
+    </w:p>
+    <w:p>
+      <w:pPr>
+        <w:rPr>
+          <w:rFonts w:ascii="Arial" w:hAnsi="Arial" w:cs="Arial"/>
+          <w:szCs w:val="28"/>
+        </w:rPr>
+      </w:pPr>
+    </w:p>
+    <w:p>
+      <w:pPr>
+        <w:rPr>
+          <w:rFonts w:ascii="Arial" w:hAnsi="Arial" w:cs="Arial"/>
+          <w:szCs w:val="28"/>
+        </w:rPr>
+      </w:pPr>
+    </w:p>
+    <w:p>
+      <w:pPr>
+        <w:rPr>
+          <w:rFonts w:ascii="Arial" w:hAnsi="Arial" w:cs="Arial"/>
+          <w:szCs w:val="28"/>
+        </w:rPr>
+      </w:pPr>
+      <w:r>
+        <w:rPr>
+          <w:rFonts w:ascii="Arial" w:hAnsi="Arial" w:cs="Arial"/>
+          <w:szCs w:val="28"/>
+        </w:rPr>
+        <w:t>Lo que me dejo Rebeca</w:t>
+      </w:r>
+    </w:p>
+    <w:p>
+      <w:pPr>
+        <w:rPr>
+          <w:rFonts w:ascii="Arial" w:hAnsi="Arial" w:cs="Arial"/>
+          <w:szCs w:val="28"/>
+        </w:rPr>
+      </w:pPr>
+      <w:r>
+        <w:rPr>
+          <w:rFonts w:ascii="Arial" w:hAnsi="Arial" w:cs="Arial"/>
+          <w:szCs w:val="28"/>
+        </w:rPr>
+        <w:t xml:space="preserve">Los tengo en inversiones y </w:t>
+      </w:r>
+      <w:r>
+        <w:rPr>
+          <w:rFonts w:ascii="Arial" w:hAnsi="Arial" w:cs="Arial"/>
+          <w:szCs w:val="28"/>
+        </w:rPr>
+        <w:t xml:space="preserve">te pido los pases a una inversión y lo estes moviendo buscando que crezca mas y lo tengas como un respaldo pero que nunca uses, solo en caso que alguna de mis hermanas necesite algo de ayuda </w:t>
+      </w:r>
+      <w:r>
+        <w:rPr>
+          <w:rFonts w:ascii="Arial" w:hAnsi="Arial" w:cs="Arial"/>
+          <w:szCs w:val="28"/>
+        </w:rPr>
+        <w:t xml:space="preserve">de aquí </w:t>
+      </w:r>
+      <w:r>
+        <w:rPr>
+          <w:rFonts w:ascii="Arial" w:hAnsi="Arial" w:cs="Arial"/>
+          <w:szCs w:val="28"/>
+        </w:rPr>
+        <w:t>Ayúdales</w:t>
+      </w:r>
+      <w:r>
+        <w:rPr>
+          <w:rFonts w:ascii="Arial" w:hAnsi="Arial" w:cs="Arial"/>
+          <w:szCs w:val="28"/>
+        </w:rPr>
+        <w:t xml:space="preserve">, pero si </w:t>
+      </w:r>
+      <w:r>
+        <w:rPr>
+          <w:rFonts w:ascii="Arial" w:hAnsi="Arial" w:cs="Arial"/>
+          <w:szCs w:val="28"/>
+        </w:rPr>
+        <w:t>mas adelante ya faltan ellas y tu te sientes que ya no necesitas ese respaldo porque ya hiciste tu propio respaldo,</w:t>
+      </w:r>
+      <w:r>
+        <w:rPr>
+          <w:rFonts w:ascii="Arial" w:hAnsi="Arial" w:cs="Arial"/>
+          <w:szCs w:val="28"/>
+        </w:rPr>
+        <w:t xml:space="preserve"> s</w:t>
+      </w:r>
+      <w:r>
+        <w:rPr>
+          <w:rFonts w:ascii="Arial" w:hAnsi="Arial" w:cs="Arial"/>
+          <w:szCs w:val="28"/>
+        </w:rPr>
+        <w:t>e</w:t>
+      </w:r>
+      <w:r>
+        <w:rPr>
+          <w:rFonts w:ascii="Arial" w:hAnsi="Arial" w:cs="Arial"/>
+          <w:szCs w:val="28"/>
+        </w:rPr>
+        <w:t xml:space="preserve"> lo pasas a los peques y </w:t>
+      </w:r>
+      <w:r>
+        <w:rPr>
+          <w:rFonts w:ascii="Arial" w:hAnsi="Arial" w:cs="Arial"/>
+          <w:szCs w:val="28"/>
+        </w:rPr>
+        <w:t xml:space="preserve">a Jessy, </w:t>
+      </w:r>
+      <w:r>
+        <w:rPr>
+          <w:rFonts w:ascii="Arial" w:hAnsi="Arial" w:cs="Arial"/>
+          <w:szCs w:val="28"/>
+        </w:rPr>
+        <w:t>que al</w:t>
+      </w:r>
+      <w:r>
+        <w:rPr>
+          <w:rFonts w:ascii="Arial" w:hAnsi="Arial" w:cs="Arial"/>
+          <w:szCs w:val="28"/>
+        </w:rPr>
+        <w:t xml:space="preserve"> igual lo usen como respaldo a nunca usar pero que lo </w:t>
+      </w:r>
+      <w:r>
+        <w:rPr>
+          <w:rFonts w:ascii="Arial" w:hAnsi="Arial" w:cs="Arial"/>
+          <w:szCs w:val="28"/>
+        </w:rPr>
+        <w:t>sigan</w:t>
+      </w:r>
+      <w:r>
+        <w:rPr>
+          <w:rFonts w:ascii="Arial" w:hAnsi="Arial" w:cs="Arial"/>
+          <w:szCs w:val="28"/>
+        </w:rPr>
+        <w:t xml:space="preserve"> haciendo crecer</w:t>
+      </w:r>
+      <w:r>
+        <w:rPr>
+          <w:rFonts w:ascii="Arial" w:hAnsi="Arial" w:cs="Arial"/>
+          <w:szCs w:val="28"/>
+        </w:rPr>
+        <w:t>.</w:t>
+      </w:r>
+      <w:r>
+        <w:rPr>
+          <w:rFonts w:ascii="Arial" w:hAnsi="Arial" w:cs="Arial"/>
+          <w:szCs w:val="28"/>
+        </w:rPr>
+        <w:t xml:space="preserve"> </w:t>
+      </w:r>
+    </w:p>
+    <w:p>
+      <w:pPr>
+        <w:rPr>
+          <w:rFonts w:ascii="Arial" w:hAnsi="Arial" w:cs="Arial"/>
+          <w:szCs w:val="28"/>
+        </w:rPr>
+      </w:pPr>
+    </w:p>
+    <w:p>
+      <w:pPr>
+        <w:rPr>
+          <w:rFonts w:ascii="Arial" w:hAnsi="Arial" w:cs="Arial"/>
+          <w:szCs w:val="28"/>
+        </w:rPr>
+      </w:pPr>
+    </w:p>
+    <w:p>
+      <w:pPr>
+        <w:rPr>
+          <w:rFonts w:ascii="Arial" w:hAnsi="Arial" w:cs="Arial"/>
+          <w:szCs w:val="28"/>
+        </w:rPr>
+      </w:pPr>
+    </w:p>
+    <w:p>
+      <w:pPr>
+        <w:rPr>
+          <w:rFonts w:ascii="Arial" w:hAnsi="Arial" w:cs="Arial"/>
+          <w:szCs w:val="28"/>
+        </w:rPr>
+      </w:pPr>
+    </w:p>
+    <w:p>
+      <w:pPr>
+        <w:rPr>
+          <w:rFonts w:ascii="Arial" w:hAnsi="Arial" w:cs="Arial"/>
+          <w:szCs w:val="28"/>
+        </w:rPr>
+      </w:pPr>
+    </w:p>
+    <w:p>
+      <w:pPr>
+        <w:rPr>
+          <w:rFonts w:ascii="Arial" w:hAnsi="Arial" w:cs="Arial"/>
+          <w:szCs w:val="28"/>
+        </w:rPr>
+      </w:pPr>
+    </w:p>
+    <w:p>
+      <w:pPr>
+        <w:rPr>
+          <w:rFonts w:ascii="Arial" w:hAnsi="Arial" w:cs="Arial"/>
+          <w:szCs w:val="28"/>
+        </w:rPr>
+      </w:pPr>
+    </w:p>
+    <w:p>
+      <w:pPr>
+        <w:pStyle w:val="Ttulo1"/>
+      </w:pPr>
+      <w:bookmarkStart w:id="2" w:name="_Toc210206034"/>
+      <w:r>
+        <w:t>CONCLUSION</w:t>
       </w:r>
       <w:bookmarkEnd w:id="2"/>
     </w:p>
@@ -1227,88 +2743,23 @@
           <w:rFonts w:ascii="Arial" w:hAnsi="Arial" w:cs="Arial"/>
           <w:szCs w:val="28"/>
         </w:rPr>
-        <w:t>Escritorios Remotos.</w:t>
-      </w:r>
-    </w:p>
-    <w:p>
-      <w:pPr>
-        <w:rPr>
-          <w:rFonts w:ascii="Arial" w:hAnsi="Arial" w:cs="Arial"/>
-          <w:szCs w:val="28"/>
-        </w:rPr>
-      </w:pPr>
-      <w:r>
-        <w:rPr>
-          <w:rFonts w:ascii="Arial" w:hAnsi="Arial" w:cs="Arial"/>
-          <w:szCs w:val="28"/>
-        </w:rPr>
-        <w:t>Servidores</w:t>
-      </w:r>
-    </w:p>
-    <w:p>
-      <w:pPr>
-        <w:rPr>
-          <w:rFonts w:ascii="Arial" w:hAnsi="Arial" w:cs="Arial"/>
-          <w:szCs w:val="28"/>
-        </w:rPr>
-      </w:pPr>
-      <w:r>
-        <w:rPr>
-          <w:rFonts w:ascii="Arial" w:hAnsi="Arial" w:cs="Arial"/>
-          <w:szCs w:val="28"/>
-        </w:rPr>
-        <w:t>NAS.</w:t>
-      </w:r>
-    </w:p>
-    <w:p>
-      <w:pPr>
-        <w:pStyle w:val="Ttulo1"/>
-      </w:pPr>
-      <w:bookmarkStart w:id="3" w:name="_Toc210206033"/>
-      <w:r>
-        <w:t>Inventario de Sistemas</w:t>
-      </w:r>
-      <w:bookmarkEnd w:id="3"/>
-    </w:p>
-    <w:p>
-      <w:pPr>
-        <w:rPr>
-          <w:rFonts w:ascii="Arial" w:hAnsi="Arial" w:cs="Arial"/>
-          <w:szCs w:val="28"/>
-        </w:rPr>
-      </w:pPr>
-      <w:r>
-        <w:rPr>
-          <w:rFonts w:ascii="Arial" w:hAnsi="Arial" w:cs="Arial"/>
-          <w:szCs w:val="28"/>
-        </w:rPr>
-        <w:t>Los sistemas con los que se cuentan en fabrica son</w:t>
-      </w:r>
-      <w:r>
-        <w:rPr>
-          <w:rFonts w:ascii="Arial" w:hAnsi="Arial" w:cs="Arial"/>
-          <w:szCs w:val="28"/>
-        </w:rPr>
-        <w:t>.</w:t>
-      </w:r>
-    </w:p>
-    <w:p>
-      <w:pPr>
-        <w:rPr>
-          <w:rFonts w:ascii="Arial" w:hAnsi="Arial" w:cs="Arial"/>
-          <w:szCs w:val="28"/>
-        </w:rPr>
-      </w:pPr>
-    </w:p>
-    <w:p>
-      <w:pPr>
-        <w:pStyle w:val="Ttulo1"/>
-      </w:pPr>
-      <w:bookmarkStart w:id="4" w:name="_Toc210206034"/>
-      <w:r>
-        <w:t>CONCLUSION</w:t>
-      </w:r>
-      <w:bookmarkEnd w:id="4"/>
+        <w:t xml:space="preserve">Espero que con esto les facilite </w:t>
+      </w:r>
+      <w:r>
+        <w:rPr>
+          <w:rFonts w:ascii="Arial" w:hAnsi="Arial" w:cs="Arial"/>
+          <w:szCs w:val="28"/>
+        </w:rPr>
+        <w:t>y les quite de los pendientes y posibles problemas mas adelante por haberme retirado de esta vida.</w:t>
+      </w:r>
+    </w:p>
+    <w:p>
+      <w:pPr>
+        <w:rPr>
+          <w:rFonts w:ascii="Arial" w:hAnsi="Arial" w:cs="Arial"/>
+          <w:szCs w:val="28"/>
+        </w:rPr>
+      </w:pPr>
     </w:p>
     <w:p>
       <w:pPr>
@@ -1377,11 +2828,11 @@
                     </pic:cNvPicPr>
                   </pic:nvPicPr>
                   <pic:blipFill>
-                    <a:blip r:embed="rId8" cstate="print">
+                    <a:blip r:embed="rId9" cstate="print">
                       <a:extLst>
                         <a:ext uri="{BEBA8EAE-BF5A-486C-A8C5-ECC9F3942E4B}">
                           <a14:imgProps xmlns:a14="http://schemas.microsoft.com/office/drawing/2010/main">
-                            <a14:imgLayer r:embed="rId9">
+                            <a14:imgLayer r:embed="rId10">
                               <a14:imgEffect>
                                 <a14:brightnessContrast bright="-20000" contrast="20000"/>
                               </a14:imgEffect>
@@ -1480,6 +2931,7 @@
           <w:rFonts w:ascii="Arial" w:hAnsi="Arial" w:cs="Arial"/>
           <w:szCs w:val="28"/>
         </w:rPr>
+        <w:lastRenderedPageBreak/>
         <w:t>Soporte Sistemas</w:t>
       </w:r>
     </w:p>
@@ -1521,7 +2973,7 @@
           <w:noProof/>
           <w:szCs w:val="28"/>
         </w:rPr>
-        <w:t>jueves, 27 de noviembre de 2025</w:t>
+        <w:t>viernes, 5 de diciembre de 2025</w:t>
       </w:r>
       <w:r>
         <w:rPr>
@@ -1540,8 +2992,8 @@
       </w:pPr>
     </w:p>
     <w:sectPr>
-      <w:headerReference w:type="default" r:id="rId10"/>
-      <w:footerReference w:type="default" r:id="rId11"/>
+      <w:headerReference w:type="default" r:id="rId11"/>
+      <w:footerReference w:type="default" r:id="rId12"/>
       <w:pgSz w:w="12240" w:h="15840"/>
       <w:pgMar w:top="1440" w:right="1440" w:bottom="1440" w:left="1440" w:header="720" w:footer="720" w:gutter="0"/>
       <w:cols w:space="720"/>
@@ -2409,7 +3861,7 @@
                               <w:sz w:val="20"/>
                               <w:szCs w:val="20"/>
                             </w:rPr>
-                            <w:t>250813-262</w:t>
+                            <w:t>MI RETIRO</w:t>
                           </w:r>
                         </w:p>
                       </w:txbxContent>
@@ -2431,7 +3883,11 @@
         </mc:Choice>
         <mc:Fallback>
           <w:pict>
-            <v:shape w14:anchorId="4D5F7F7B" id="Text Box 5" o:spid="_x0000_s1028" type="#_x0000_t202" style="position:absolute;left:0;text-align:left;margin-left:414.75pt;margin-top:745.5pt;width:116.85pt;height:21.1pt;z-index:-251650048;visibility:visible;mso-wrap-style:square;mso-width-percent:0;mso-height-percent:0;mso-wrap-distance-left:9pt;mso-wrap-distance-top:0;mso-wrap-distance-right:9pt;mso-wrap-distance-bottom:0;mso-position-horizontal:absolute;mso-position-horizontal-relative:page;mso-position-vertical:absolute;mso-position-vertical-relative:page;mso-width-percent:0;mso-height-percent:0;mso-width-relative:page;mso-height-relative:page;v-text-anchor:top" o:gfxdata="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" o:allowincell="f" filled="f" stroked="f">
+            <v:shapetype w14:anchorId="4D5F7F7B" id="_x0000_t202" coordsize="21600,21600" o:spt="202" path="m,l,21600r21600,l21600,xe">
+              <v:stroke joinstyle="miter"/>
+              <v:path gradientshapeok="t" o:connecttype="rect"/>
+            </v:shapetype>
+            <v:shape id="Text Box 5" o:spid="_x0000_s1028" type="#_x0000_t202" style="position:absolute;left:0;text-align:left;margin-left:414.75pt;margin-top:745.5pt;width:116.85pt;height:21.1pt;z-index:-251650048;visibility:visible;mso-wrap-style:square;mso-width-percent:0;mso-height-percent:0;mso-wrap-distance-left:9pt;mso-wrap-distance-top:0;mso-wrap-distance-right:9pt;mso-wrap-distance-bottom:0;mso-position-horizontal:absolute;mso-position-horizontal-relative:page;mso-position-vertical:absolute;mso-position-vertical-relative:page;mso-width-percent:0;mso-height-percent:0;mso-width-relative:page;mso-height-relative:page;v-text-anchor:top" o:gfxdata="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" o:allowincell="f" filled="f" stroked="f">
               <v:textbox inset="0,0,0,0">
                 <w:txbxContent>
                   <w:p>
@@ -2474,7 +3930,7 @@
                         <w:sz w:val="20"/>
                         <w:szCs w:val="20"/>
                       </w:rPr>
-                      <w:t>250813-262</w:t>
+                      <w:t>MI RETIRO</w:t>
                     </w:r>
                   </w:p>
                 </w:txbxContent>
@@ -2529,49 +3985,43 @@
     </w:pPr>
     <w:r>
       <w:rPr>
-        <w:rFonts w:ascii="Eras Light ITC" w:hAnsi="Eras Light ITC" w:cs="Arial"/>
-        <w:b/>
         <w:noProof/>
       </w:rPr>
       <w:drawing>
-        <wp:anchor distT="0" distB="0" distL="114300" distR="114300" simplePos="0" relativeHeight="251668480" behindDoc="0" locked="0" layoutInCell="1" allowOverlap="1" wp14:anchorId="50A21604" wp14:editId="3F36B211">
+        <wp:anchor distT="0" distB="0" distL="114300" distR="114300" simplePos="0" relativeHeight="251669504" behindDoc="0" locked="0" layoutInCell="1" allowOverlap="1" wp14:anchorId="075A053B" wp14:editId="1AFB2C44">
           <wp:simplePos x="0" y="0"/>
-          <wp:positionH relativeFrom="margin">
-            <wp:posOffset>5515610</wp:posOffset>
+          <wp:positionH relativeFrom="column">
+            <wp:posOffset>0</wp:posOffset>
           </wp:positionH>
           <wp:positionV relativeFrom="paragraph">
-            <wp:posOffset>106045</wp:posOffset>
+            <wp:posOffset>3810</wp:posOffset>
           </wp:positionV>
-          <wp:extent cx="427990" cy="466725"/>
-          <wp:effectExtent l="0" t="0" r="0" b="9525"/>
+          <wp:extent cx="619760" cy="619760"/>
+          <wp:effectExtent l="0" t="0" r="8890" b="8890"/>
           <wp:wrapSquare wrapText="bothSides"/>
-          <wp:docPr id="1716094366" name="Imagen 6">
+          <wp:docPr id="1152577757" name="image2.png">
             <a:extLst xmlns:a="http://schemas.openxmlformats.org/drawingml/2006/main">
               <a:ext uri="{FF2B5EF4-FFF2-40B4-BE49-F238E27FC236}">
-                <a16:creationId xmlns:a16="http://schemas.microsoft.com/office/drawing/2014/main" id="{12A4D571-F00B-0160-8D66-CA293A894146}"/>
+                <a16:creationId xmlns:a16="http://schemas.microsoft.com/office/drawing/2014/main" id="{9F2E4C80-C931-48A0-BC71-C54319197943}"/>
               </a:ext>
             </a:extLst>
           </wp:docPr>
-          <wp:cNvGraphicFramePr>
-            <a:graphicFrameLocks xmlns:a="http://schemas.openxmlformats.org/drawingml/2006/main" noChangeAspect="1"/>
-          </wp:cNvGraphicFramePr>
+          <wp:cNvGraphicFramePr/>
           <a:graphic xmlns:a="http://schemas.openxmlformats.org/drawingml/2006/main">
             <a:graphicData uri="http://schemas.openxmlformats.org/drawingml/2006/picture">
               <pic:pic xmlns:pic="http://schemas.openxmlformats.org/drawingml/2006/picture">
                 <pic:nvPicPr>
-                  <pic:cNvPr id="7" name="Imagen 6">
+                  <pic:cNvPr id="2" name="image2.png">
                     <a:extLst>
                       <a:ext uri="{FF2B5EF4-FFF2-40B4-BE49-F238E27FC236}">
-                        <a16:creationId xmlns:a16="http://schemas.microsoft.com/office/drawing/2014/main" id="{12A4D571-F00B-0160-8D66-CA293A894146}"/>
+                        <a16:creationId xmlns:a16="http://schemas.microsoft.com/office/drawing/2014/main" id="{9F2E4C80-C931-48A0-BC71-C54319197943}"/>
                       </a:ext>
                     </a:extLst>
                   </pic:cNvPr>
-                  <pic:cNvPicPr>
-                    <a:picLocks noChangeAspect="1"/>
-                  </pic:cNvPicPr>
+                  <pic:cNvPicPr preferRelativeResize="0"/>
                 </pic:nvPicPr>
                 <pic:blipFill>
-                  <a:blip r:embed="rId1">
+                  <a:blip r:embed="rId1" cstate="print">
                     <a:extLst>
                       <a:ext uri="{28A0092B-C50C-407E-A947-70E740481C1C}">
                         <a14:useLocalDpi xmlns:a14="http://schemas.microsoft.com/office/drawing/2010/main" val="0"/>
@@ -2585,85 +4035,12 @@
                 <pic:spPr>
                   <a:xfrm>
                     <a:off x="0" y="0"/>
-                    <a:ext cx="427990" cy="466725"/>
+                    <a:ext cx="619760" cy="619760"/>
                   </a:xfrm>
                   <a:prstGeom prst="rect">
                     <a:avLst/>
                   </a:prstGeom>
-                </pic:spPr>
-              </pic:pic>
-            </a:graphicData>
-          </a:graphic>
-          <wp14:sizeRelH relativeFrom="margin">
-            <wp14:pctWidth>0</wp14:pctWidth>
-          </wp14:sizeRelH>
-          <wp14:sizeRelV relativeFrom="margin">
-            <wp14:pctHeight>0</wp14:pctHeight>
-          </wp14:sizeRelV>
-        </wp:anchor>
-      </w:drawing>
-    </w:r>
-    <w:r>
-      <w:rPr>
-        <w:noProof/>
-      </w:rPr>
-      <w:drawing>
-        <wp:anchor distT="0" distB="0" distL="114300" distR="114300" simplePos="0" relativeHeight="251659264" behindDoc="0" locked="0" layoutInCell="1" allowOverlap="1" wp14:anchorId="7916035C" wp14:editId="72AF09A3">
-          <wp:simplePos x="0" y="0"/>
-          <wp:positionH relativeFrom="margin">
-            <wp:posOffset>-323850</wp:posOffset>
-          </wp:positionH>
-          <wp:positionV relativeFrom="paragraph">
-            <wp:posOffset>104140</wp:posOffset>
-          </wp:positionV>
-          <wp:extent cx="1809750" cy="342900"/>
-          <wp:effectExtent l="0" t="0" r="0" b="0"/>
-          <wp:wrapSquare wrapText="bothSides"/>
-          <wp:docPr id="4" name="Imagen 3">
-            <a:extLst xmlns:a="http://schemas.openxmlformats.org/drawingml/2006/main">
-              <a:ext uri="{FF2B5EF4-FFF2-40B4-BE49-F238E27FC236}">
-                <a16:creationId xmlns:a16="http://schemas.microsoft.com/office/drawing/2014/main" id="{00000000-0008-0000-0000-000004000000}"/>
-              </a:ext>
-            </a:extLst>
-          </wp:docPr>
-          <wp:cNvGraphicFramePr>
-            <a:graphicFrameLocks xmlns:a="http://schemas.openxmlformats.org/drawingml/2006/main" noChangeAspect="1"/>
-          </wp:cNvGraphicFramePr>
-          <a:graphic xmlns:a="http://schemas.openxmlformats.org/drawingml/2006/main">
-            <a:graphicData uri="http://schemas.openxmlformats.org/drawingml/2006/picture">
-              <pic:pic xmlns:pic="http://schemas.openxmlformats.org/drawingml/2006/picture">
-                <pic:nvPicPr>
-                  <pic:cNvPr id="4" name="Imagen 3">
-                    <a:extLst>
-                      <a:ext uri="{FF2B5EF4-FFF2-40B4-BE49-F238E27FC236}">
-                        <a16:creationId xmlns:a16="http://schemas.microsoft.com/office/drawing/2014/main" id="{00000000-0008-0000-0000-000004000000}"/>
-                      </a:ext>
-                    </a:extLst>
-                  </pic:cNvPr>
-                  <pic:cNvPicPr>
-                    <a:picLocks noChangeAspect="1"/>
-                  </pic:cNvPicPr>
-                </pic:nvPicPr>
-                <pic:blipFill>
-                  <a:blip r:embed="rId2">
-                    <a:extLst>
-                      <a:ext uri="{28A0092B-C50C-407E-A947-70E740481C1C}">
-                        <a14:useLocalDpi xmlns:a14="http://schemas.microsoft.com/office/drawing/2010/main" val="0"/>
-                      </a:ext>
-                    </a:extLst>
-                  </a:blip>
-                  <a:stretch>
-                    <a:fillRect/>
-                  </a:stretch>
-                </pic:blipFill>
-                <pic:spPr>
-                  <a:xfrm>
-                    <a:off x="0" y="0"/>
-                    <a:ext cx="1809750" cy="342900"/>
-                  </a:xfrm>
-                  <a:prstGeom prst="rect">
-                    <a:avLst/>
-                  </a:prstGeom>
+                  <a:noFill/>
                 </pic:spPr>
               </pic:pic>
             </a:graphicData>
@@ -2682,14 +4059,7 @@
         <w:rFonts w:ascii="Eras Light ITC" w:hAnsi="Eras Light ITC" w:cs="Arial"/>
         <w:b/>
       </w:rPr>
-      <w:t>COMERCIALIZADORA GAZTAMBIDE</w:t>
-    </w:r>
-    <w:r>
-      <w:rPr>
-        <w:rFonts w:ascii="Eras Light ITC" w:hAnsi="Eras Light ITC" w:cs="Arial"/>
-        <w:b/>
-      </w:rPr>
-      <w:t>, S.A. DE C.V.</w:t>
+      <w:t>VMA Support IT.</w:t>
     </w:r>
   </w:p>
   <w:p>
@@ -2716,7 +4086,6 @@
   <w:p>
     <w:pPr>
       <w:pStyle w:val="Encabezado"/>
-      <w:jc w:val="center"/>
       <w:rPr>
         <w:rFonts w:ascii="Eras Light ITC" w:hAnsi="Eras Light ITC" w:cs="Arial"/>
         <w:b/>
@@ -2727,7 +4096,6 @@
       <w:rPr>
         <w:rFonts w:ascii="Eras Light ITC" w:hAnsi="Eras Light ITC" w:cs="Arial"/>
       </w:rPr>
-      <w:tab/>
       <w:t xml:space="preserve">Documento:  </w:t>
     </w:r>
     <w:r>
@@ -2736,7 +4104,15 @@
         <w:b/>
         <w:color w:val="0000FF"/>
       </w:rPr>
-      <w:t>P-262 SEGURIDAD IT</w:t>
+      <w:t>P</w:t>
+    </w:r>
+    <w:r>
+      <w:rPr>
+        <w:rFonts w:ascii="Eras Light ITC" w:hAnsi="Eras Light ITC" w:cs="Arial"/>
+        <w:b/>
+        <w:color w:val="0000FF"/>
+      </w:rPr>
+      <w:t>rocedimientos después de mi retiro</w:t>
     </w:r>
     <w:r>
       <w:rPr>
@@ -2886,17 +4262,7 @@
         <w:sz w:val="16"/>
         <w:szCs w:val="16"/>
       </w:rPr>
-      <w:t>© G</w:t>
-    </w:r>
-    <w:r>
-      <w:rPr>
-        <w:rFonts w:ascii="Arial" w:hAnsi="Arial" w:cs="Arial"/>
-        <w:spacing w:val="-1"/>
-        <w:position w:val="-1"/>
-        <w:sz w:val="16"/>
-        <w:szCs w:val="16"/>
-      </w:rPr>
-      <w:t>rup</w:t>
+      <w:t xml:space="preserve">© </w:t>
     </w:r>
     <w:r>
       <w:rPr>
@@ -2905,65 +4271,7 @@
         <w:sz w:val="16"/>
         <w:szCs w:val="16"/>
       </w:rPr>
-      <w:t>o</w:t>
-    </w:r>
-    <w:r>
-      <w:rPr>
-        <w:rFonts w:ascii="Arial" w:hAnsi="Arial" w:cs="Arial"/>
-        <w:spacing w:val="1"/>
-        <w:position w:val="-1"/>
-        <w:sz w:val="16"/>
-        <w:szCs w:val="16"/>
-      </w:rPr>
-      <w:t xml:space="preserve"> </w:t>
-    </w:r>
-    <w:r>
-      <w:rPr>
-        <w:rFonts w:ascii="Arial" w:hAnsi="Arial" w:cs="Arial"/>
-        <w:position w:val="-1"/>
-        <w:sz w:val="16"/>
-        <w:szCs w:val="16"/>
-      </w:rPr>
-      <w:t>Z</w:t>
-    </w:r>
-    <w:r>
-      <w:rPr>
-        <w:rFonts w:ascii="Arial" w:hAnsi="Arial" w:cs="Arial"/>
-        <w:spacing w:val="-1"/>
-        <w:position w:val="-1"/>
-        <w:sz w:val="16"/>
-        <w:szCs w:val="16"/>
-      </w:rPr>
-      <w:t>ar</w:t>
-    </w:r>
-    <w:r>
-      <w:rPr>
-        <w:rFonts w:ascii="Arial" w:hAnsi="Arial" w:cs="Arial"/>
-        <w:spacing w:val="1"/>
-        <w:position w:val="-1"/>
-        <w:sz w:val="16"/>
-        <w:szCs w:val="16"/>
-      </w:rPr>
-      <w:t>k</w:t>
-    </w:r>
-    <w:r>
-      <w:rPr>
-        <w:rFonts w:ascii="Arial" w:hAnsi="Arial" w:cs="Arial"/>
-        <w:position w:val="-1"/>
-        <w:sz w:val="16"/>
-        <w:szCs w:val="16"/>
-      </w:rPr>
-      <w:t>in</w:t>
-    </w:r>
-    <w:r>
-      <w:rPr>
-        <w:rFonts w:ascii="Arial" w:hAnsi="Arial" w:cs="Arial"/>
-        <w:spacing w:val="-2"/>
-        <w:position w:val="-1"/>
-        <w:sz w:val="16"/>
-        <w:szCs w:val="16"/>
-      </w:rPr>
-      <w:t xml:space="preserve"> </w:t>
+      <w:t xml:space="preserve">VMA Support IT </w:t>
     </w:r>
     <w:r>
       <w:rPr>
